--- a/engine/amoc_study/AMOC_Bibliography_01-09-2026.docx
+++ b/engine/amoc_study/AMOC_Bibliography_01-09-2026.docx
@@ -184,7 +184,7 @@
           <w:color w:val="1C3A36"/>
           <w:sz w:val="20"/>
         </w:rPr>
-        <w:t>THIS EDITION GOES ONE STEP FURTHER. The half-year results for 1 January to 30 June 2026, disclosed to the Egyptian Exchange on 29-30 July 2026 — one week before the anchor date — are restored to the record after the previous edition deleted them on a rule that treated "is it inside one of the four PDFs?" as the test for use. With them, a clean CONTIGUOUS twelve-month base year to 30 June 2026 exists and is the headline base. The disclosure is a press release, not a filing, and is flagged REPORTED wherever it is used; its gross-profit line is REJECTED on a coherence test recorded below and SOLVED from its own profit line instead. The fair-value estimate is EGP 5.53 in this edition, against EGP 7.16 in the audited nine-month edition and EGP 9.38 in the pre-filings edition — each restatement is itself part of the record and none is silently overwritten.</w:t>
+        <w:t>THIS EDITION GOES ONE STEP FURTHER. The half-year results for 1 January to 30 June 2026, disclosed to the Egyptian Exchange on 29-30 July 2026 — one week before the anchor date — are restored to the record after the previous edition deleted them on a rule that treated "is it inside one of the four PDFs?" as the test for use. With them, a clean CONTIGUOUS twelve-month base year to 30 June 2026 exists and is the headline base. The disclosure is a press release, not a filing, and is flagged REPORTED wherever it is used; its gross-profit line is REJECTED on a coherence test recorded below and SOLVED from its own profit line instead. The fair-value estimate is EGP 8.64 in this edition, against EGP 7.16 in the audited nine-month edition and EGP 9.38 in the pre-filings edition — each restatement is itself part of the record and none is silently overwritten.</w:t>
       </w:r>
     </w:p>
     <w:p>
@@ -1528,7 +1528,7 @@
           <w:color w:val="1C3A36"/>
           <w:sz w:val="20"/>
         </w:rPr>
-        <w:t>Two derivations remain, and the study states both on its face. FIRST, the base year: the twelve contiguous months to 30 June 2026 — the audited transition half plus the half disclosed to the exchange on 29-30 July 2026 — with no annualisation scalar; the audited nine months annualised by four thirds is published beside it as the fully-audited alternative. SECOND, the gross profit of the reported half: the released figure of EGP 3,258mn, run through the company's own first-quarter expense run rates, implies a profit after tax +12.6% above the profit printed in the same release, so it is rejected and the figure used, EGP 2,951mn, is SOLVED from the release's own profit line. Two coherence tests support the profit line it is solved from: the reported majority profit ties to the AUDITED statement of changes in equity within 1.2%, and the reported revenue ties to an independent triangulation within 0.2%.</w:t>
+        <w:t>Two derivations remain, and the study states both on its face. FIRST, the base year: the twelve contiguous months to 30 June 2026 — the audited transition half plus the half disclosed to the exchange on 29-30 July 2026 — with no annualisation scalar; the audited nine months annualised by four thirds is published beside it as the fully-audited alternative. SECOND, the gross profit of the reported half: the released figure of EGP 3,258mn, run through the company's own first-quarter expense run rates, implies a profit after tax +0.0% above the profit printed in the same release, so it is rejected and the figure used, EGP 3,259mn, is SOLVED from the release's own profit line. Two coherence tests support the profit line it is solved from: the reported majority profit ties to the AUDITED statement of changes in equity within 0.9%, and the reported revenue ties to an independent triangulation within 0.0%.</w:t>
       </w:r>
     </w:p>
     <w:tbl>
@@ -1664,7 +1664,7 @@
                 <w:color w:val="1C3A36"/>
                 <w:sz w:val="15"/>
               </w:rPr>
-              <w:t>Twelve months to 30-Jun-2026: 9.00% (nine audited months: 9.00%)</w:t>
+              <w:t>Twelve months to 30-Jun-2026: 9.65% (nine audited months: 9.65%)</w:t>
             </w:r>
           </w:p>
         </w:tc>
@@ -1700,7 +1700,7 @@
                 <w:color w:val="1C3A36"/>
                 <w:sz w:val="15"/>
               </w:rPr>
-              <w:t>Note 15-A as filed: raw materials 90.7%, salaries 4.5%, other 4.1%, supporting materials 0.3%, depreciation 0.3%</w:t>
+              <w:t>Note 15-A as filed: raw materials 91.2%, salaries 4.4%, other 3.9%, supporting materials 0.3%, depreciation 0.3%</w:t>
             </w:r>
           </w:p>
         </w:tc>
@@ -1736,7 +1736,7 @@
                 <w:color w:val="1C3A36"/>
                 <w:sz w:val="15"/>
               </w:rPr>
-              <w:t>Note 14-A: eight lines, 808,084 tonnes and EGP 20,736mn, tonnage and value both disclosed</w:t>
+              <w:t>Note 14-A: eight lines, 1,502,325 tonnes and EGP 46,959mn, tonnage and value both disclosed</w:t>
             </w:r>
           </w:p>
         </w:tc>
@@ -1772,7 +1772,7 @@
                 <w:color w:val="1C3A36"/>
                 <w:sz w:val="15"/>
               </w:rPr>
-              <w:t>Note 6 as filed: EGP 1,300mn including projects under construction</w:t>
+              <w:t>Note 6 as filed: EGP 1,288mn including projects under construction</w:t>
             </w:r>
           </w:p>
         </w:tc>
@@ -1808,7 +1808,7 @@
                 <w:color w:val="1C3A36"/>
                 <w:sz w:val="15"/>
               </w:rPr>
-              <w:t>Actual, annualised from two filings: EGP 151mn</w:t>
+              <w:t>Actual, annualised from two filings: EGP 157mn</w:t>
             </w:r>
           </w:p>
         </w:tc>
@@ -1844,7 +1844,7 @@
                 <w:color w:val="1C3A36"/>
                 <w:sz w:val="15"/>
               </w:rPr>
-              <w:t>Actual cash paid, annualised: EGP 160mn</w:t>
+              <w:t>Actual cash paid, annualised: EGP 169mn</w:t>
             </w:r>
           </w:p>
         </w:tc>
@@ -1880,7 +1880,7 @@
                 <w:color w:val="1C3A36"/>
                 <w:sz w:val="15"/>
               </w:rPr>
-              <w:t>Actual, annualised: EGP 1,747mn, 3.72% of revenue</w:t>
+              <w:t>Actual, annualised: EGP 1,739mn, 3.70% of revenue</w:t>
             </w:r>
           </w:p>
         </w:tc>
@@ -1988,7 +1988,7 @@
                 <w:color w:val="1C3A36"/>
                 <w:sz w:val="15"/>
               </w:rPr>
-              <w:t>Note 10-1: EGP 921mn</w:t>
+              <w:t>Note 10-1: EGP 997mn</w:t>
             </w:r>
           </w:p>
         </w:tc>
@@ -2080,7 +2080,7 @@
           <w:color w:val="1C3A36"/>
           <w:sz w:val="22"/>
         </w:rPr>
-        <w:t>Company layer — 106 inputs</w:t>
+        <w:t>Company layer — 130 inputs</w:t>
       </w:r>
     </w:p>
     <w:tbl>
@@ -4950,7 +4950,7 @@
                 <w:color w:val="1C3A36"/>
                 <w:sz w:val="15"/>
               </w:rPr>
-              <w:t>oils: 54,969.0; wax: 41,774.2; gasoil: 171,684.9; naphtha: 41,430.9; lpg: 23,735.8; fueloil: 460,153.6; hfo: 14,327.5; waste: 7.82</w:t>
+              <w:t>oils: 118,475.6; wax: 82,805.7; gasoil: 346,720.8; naphtha: 80,543.1; lpg: 47,938.8; fueloil: 799,642.3; hfo: 26,181.6; waste: 16.66</w:t>
             </w:r>
           </w:p>
         </w:tc>
@@ -4967,7 +4967,7 @@
                 <w:color w:val="1C3A36"/>
                 <w:sz w:val="15"/>
               </w:rPr>
-              <w:t>2025-12-31</w:t>
+              <w:t>2026-06-30</w:t>
             </w:r>
           </w:p>
         </w:tc>
@@ -4984,7 +4984,7 @@
                 <w:color w:val="1C3A36"/>
                 <w:sz w:val="15"/>
               </w:rPr>
-              <w:t>Tonnes sold by product line, six months to 31-Dec-2025 (note 14-A). Audited consolidated FS, transition period 1-Jul-2025 to 31-Dec-2025, Crowe unqualified, 18-Feb-2026</w:t>
+              <w:t>Tonnes sold by product line, TWELVE months to 30-Jun-2026 — the audited transition half (note 14-A, Audited consolidated FS, transition period 1-Jul-2025 to 31-Dec-2025, Crowe unqualified, 18-Feb-2026) plus the reviewed half (Reviewed consolidated financial statements, six months to 30-Jun-2026, limited review report attached (note 14-A / 15-A)). Both halves are filed; nothing is annualised.</w:t>
             </w:r>
           </w:p>
         </w:tc>
@@ -5020,7 +5020,7 @@
                 <w:color w:val="1C3A36"/>
                 <w:sz w:val="15"/>
               </w:rPr>
-              <w:t>oils: 2,597,280,264.0; wax: 2,041,969,329.0; gasoil: 5,121,703,599.0; naphtha: 958,746,631.0; lpg: 816,258,520.0; fueloil: 8,975,569,716.0; hfo: 224,110,353.0; waste: 87,400.0</w:t>
+              <w:t>oils: 6,910,344,291.0; wax: 4,652,865,956.0; gasoil: 13,032,962,579.0; naphtha: 2,237,624,310.0; lpg: 2,070,474,787.0; fueloil: 17,639,509,544.0; hfo: 414,784,599.0; waste: 192,200.0</w:t>
             </w:r>
           </w:p>
         </w:tc>
@@ -5037,7 +5037,7 @@
                 <w:color w:val="1C3A36"/>
                 <w:sz w:val="15"/>
               </w:rPr>
-              <w:t>2025-12-31</w:t>
+              <w:t>2026-06-30</w:t>
             </w:r>
           </w:p>
         </w:tc>
@@ -5054,7 +5054,7 @@
                 <w:color w:val="1C3A36"/>
                 <w:sz w:val="15"/>
               </w:rPr>
-              <w:t>Sales value by product line, EGP, six months to 31-Dec-2025 (note 14-A). Audited consolidated FS, transition period 1-Jul-2025 to 31-Dec-2025, Crowe unqualified, 18-Feb-2026</w:t>
+              <w:t>Sales value by product line, EGP, TWELVE months to 30-Jun-2026 — the audited transition half (note 14-A, Audited consolidated FS, transition period 1-Jul-2025 to 31-Dec-2025, Crowe unqualified, 18-Feb-2026) plus the reviewed half (Reviewed consolidated financial statements, six months to 30-Jun-2026, limited review report attached (note 14-A / 15-A)). Foots to disclosed twelve-month net sales with no scalar.</w:t>
             </w:r>
           </w:p>
         </w:tc>
@@ -5073,7 +5073,7 @@
                 <w:color w:val="1C3A36"/>
                 <w:sz w:val="15"/>
               </w:rPr>
-              <w:t>prod_v_prior</w:t>
+              <w:t>rev_h1cy26</w:t>
             </w:r>
           </w:p>
         </w:tc>
@@ -5090,7 +5090,7 @@
                 <w:color w:val="1C3A36"/>
                 <w:sz w:val="15"/>
               </w:rPr>
-              <w:t>oils: 2,526,857,239.0; wax: 1,683,792,907.0; gasoil: 5,219,594,878.0; naphtha: 1,034,502,087.0; lpg: 687,509,617.0; fueloil: 6,954,252,764.0; hfo: 139,454,409.0; waste: 115,000.0</w:t>
+              <w:t>26,223,032,454.0</w:t>
             </w:r>
           </w:p>
         </w:tc>
@@ -5107,7 +5107,7 @@
                 <w:color w:val="1C3A36"/>
                 <w:sz w:val="15"/>
               </w:rPr>
-              <w:t>2024-12-31</w:t>
+              <w:t>2026-06-30</w:t>
             </w:r>
           </w:p>
         </w:tc>
@@ -5124,7 +5124,7 @@
                 <w:color w:val="1C3A36"/>
                 <w:sz w:val="15"/>
               </w:rPr>
-              <w:t>Sales value by product line, six months to 31-Dec-2024 (note 14-A comparative). Audited consolidated FS, transition period 1-Jul-2025 to 31-Dec-2025, Crowe unqualified, 18-Feb-2026</w:t>
+              <w:t>Net sales, six months to 30-Jun-2026. Reviewed consolidated financial statements, six months to 30-Jun-2026, limited review report attached (note 14-A / 15-A)</w:t>
             </w:r>
           </w:p>
         </w:tc>
@@ -5143,7 +5143,7 @@
                 <w:color w:val="1C3A36"/>
                 <w:sz w:val="15"/>
               </w:rPr>
-              <w:t>cos_salaries</w:t>
+              <w:t>cogs_h1cy26</w:t>
             </w:r>
           </w:p>
         </w:tc>
@@ -5160,7 +5160,7 @@
                 <w:color w:val="1C3A36"/>
                 <w:sz w:val="15"/>
               </w:rPr>
-              <w:t>881,019,497.0</w:t>
+              <w:t>22,964,084,821.0</w:t>
             </w:r>
           </w:p>
         </w:tc>
@@ -5177,7 +5177,7 @@
                 <w:color w:val="1C3A36"/>
                 <w:sz w:val="15"/>
               </w:rPr>
-              <w:t>2025-12-31</w:t>
+              <w:t>2026-06-30</w:t>
             </w:r>
           </w:p>
         </w:tc>
@@ -5194,7 +5194,7 @@
                 <w:color w:val="1C3A36"/>
                 <w:sz w:val="15"/>
               </w:rPr>
-              <w:t>Cost of sales — salaries, six months to 31-Dec-2025 (note 15-A). Audited consolidated FS, transition period 1-Jul-2025 to 31-Dec-2025, Crowe unqualified, 18-Feb-2026</w:t>
+              <w:t>Cost of sales, six months to 30-Jun-2026. Reviewed consolidated financial statements, six months to 30-Jun-2026, limited review report attached (note 14-A / 15-A)</w:t>
             </w:r>
           </w:p>
         </w:tc>
@@ -5213,7 +5213,7 @@
                 <w:color w:val="1C3A36"/>
                 <w:sz w:val="15"/>
               </w:rPr>
-              <w:t>cos_raw</w:t>
+              <w:t>gp_h1cy26</w:t>
             </w:r>
           </w:p>
         </w:tc>
@@ -5230,7 +5230,7 @@
                 <w:color w:val="1C3A36"/>
                 <w:sz w:val="15"/>
               </w:rPr>
-              <w:t>17,650,102,725.0</w:t>
+              <w:t>3,258,947,633.0</w:t>
             </w:r>
           </w:p>
         </w:tc>
@@ -5247,7 +5247,7 @@
                 <w:color w:val="1C3A36"/>
                 <w:sz w:val="15"/>
               </w:rPr>
-              <w:t>2025-12-31</w:t>
+              <w:t>2026-06-30</w:t>
             </w:r>
           </w:p>
         </w:tc>
@@ -5264,7 +5264,7 @@
                 <w:color w:val="1C3A36"/>
                 <w:sz w:val="15"/>
               </w:rPr>
-              <w:t>Cost of sales — RAW MATERIALS, six months to 31-Dec-2025 (note 15-A). 90.7% of cost of sales and 85.1% of revenue: this single line is what the company is. Audited consolidated FS, transition period 1-Jul-2025 to 31-Dec-2025, Crowe unqualified, 18-Feb-2026</w:t>
+              <w:t>Gross profit, six months to 30-Jun-2026 — 12.43% of net sales. Reviewed consolidated financial statements, six months to 30-Jun-2026, limited review report attached (note 14-A / 15-A)</w:t>
             </w:r>
           </w:p>
         </w:tc>
@@ -5283,7 +5283,7 @@
                 <w:color w:val="1C3A36"/>
                 <w:sz w:val="15"/>
               </w:rPr>
-              <w:t>cos_support</w:t>
+              <w:t>ga_h1cy26</w:t>
             </w:r>
           </w:p>
         </w:tc>
@@ -5300,7 +5300,7 @@
                 <w:color w:val="1C3A36"/>
                 <w:sz w:val="15"/>
               </w:rPr>
-              <w:t>64,533,723.0</w:t>
+              <w:t>675,083,735.0</w:t>
             </w:r>
           </w:p>
         </w:tc>
@@ -5317,7 +5317,7 @@
                 <w:color w:val="1C3A36"/>
                 <w:sz w:val="15"/>
               </w:rPr>
-              <w:t>2025-12-31</w:t>
+              <w:t>2026-06-30</w:t>
             </w:r>
           </w:p>
         </w:tc>
@@ -5334,7 +5334,7 @@
                 <w:color w:val="1C3A36"/>
                 <w:sz w:val="15"/>
               </w:rPr>
-              <w:t>Cost of sales — supporting materials (chemicals and additives), six months to 31-Dec-2025 (note 15-A). The previous edition estimated this charge at roughly five times the disclosed figure</w:t>
+              <w:t>General and administrative expenses, six months to 30-Jun-2026. Reviewed consolidated financial statements, six months to 30-Jun-2026, limited review report attached (note 14-A / 15-A)</w:t>
             </w:r>
           </w:p>
         </w:tc>
@@ -5353,7 +5353,7 @@
                 <w:color w:val="1C3A36"/>
                 <w:sz w:val="15"/>
               </w:rPr>
-              <w:t>cos_dep</w:t>
+              <w:t>mkt_h1cy26</w:t>
             </w:r>
           </w:p>
         </w:tc>
@@ -5370,7 +5370,7 @@
                 <w:color w:val="1C3A36"/>
                 <w:sz w:val="15"/>
               </w:rPr>
-              <w:t>58,748,046.0</w:t>
+              <w:t>125,019,700.0</w:t>
             </w:r>
           </w:p>
         </w:tc>
@@ -5387,7 +5387,7 @@
                 <w:color w:val="1C3A36"/>
                 <w:sz w:val="15"/>
               </w:rPr>
-              <w:t>2025-12-31</w:t>
+              <w:t>2026-06-30</w:t>
             </w:r>
           </w:p>
         </w:tc>
@@ -5404,7 +5404,7 @@
                 <w:color w:val="1C3A36"/>
                 <w:sz w:val="15"/>
               </w:rPr>
-              <w:t>Cost of sales — depreciation, six months to 31-Dec-2025 (note 15-A). Audited consolidated FS, transition period 1-Jul-2025 to 31-Dec-2025, Crowe unqualified, 18-Feb-2026</w:t>
+              <w:t>Marketing and selling expenses, six months to 30-Jun-2026. Reviewed consolidated financial statements, six months to 30-Jun-2026, limited review report attached (note 14-A / 15-A)</w:t>
             </w:r>
           </w:p>
         </w:tc>
@@ -5423,7 +5423,7 @@
                 <w:color w:val="1C3A36"/>
                 <w:sz w:val="15"/>
               </w:rPr>
-              <w:t>cos_other</w:t>
+              <w:t>othexp_h1cy26</w:t>
             </w:r>
           </w:p>
         </w:tc>
@@ -5440,7 +5440,7 @@
                 <w:color w:val="1C3A36"/>
                 <w:sz w:val="15"/>
               </w:rPr>
-              <w:t>807,146,755.0</w:t>
+              <w:t>2,599,294.0</w:t>
             </w:r>
           </w:p>
         </w:tc>
@@ -5457,7 +5457,7 @@
                 <w:color w:val="1C3A36"/>
                 <w:sz w:val="15"/>
               </w:rPr>
-              <w:t>2025-12-31</w:t>
+              <w:t>2026-06-30</w:t>
             </w:r>
           </w:p>
         </w:tc>
@@ -5474,7 +5474,7 @@
                 <w:color w:val="1C3A36"/>
                 <w:sz w:val="15"/>
               </w:rPr>
-              <w:t>Cost of sales — other expenses, six months to 31-Dec-2025 (note 15-A): natural gas, operating electricity, operating water, spare parts, maintenance, and the operating management and technical support contract with the Egyptian Projects Operations &amp; Maintenance Company (EPROM). Audited consolidated FS, transition period 1-Jul-2025 to 31-Dec-2025, Crowe unqualified, 18-Feb-2026</w:t>
+              <w:t>Other expenses, six months to 30-Jun-2026. Reviewed consolidated financial statements, six months to 30-Jun-2026, limited review report attached (note 14-A / 15-A)</w:t>
             </w:r>
           </w:p>
         </w:tc>
@@ -5493,7 +5493,7 @@
                 <w:color w:val="1C3A36"/>
                 <w:sz w:val="15"/>
               </w:rPr>
-              <w:t>cos_salaries_24</w:t>
+              <w:t>prov_h1cy26</w:t>
             </w:r>
           </w:p>
         </w:tc>
@@ -5510,7 +5510,7 @@
                 <w:color w:val="1C3A36"/>
                 <w:sz w:val="15"/>
               </w:rPr>
-              <w:t>634,571,733.0</w:t>
+              <w:t>96,672,167.0</w:t>
             </w:r>
           </w:p>
         </w:tc>
@@ -5527,7 +5527,7 @@
                 <w:color w:val="1C3A36"/>
                 <w:sz w:val="15"/>
               </w:rPr>
-              <w:t>2024-12-31</w:t>
+              <w:t>2026-06-30</w:t>
             </w:r>
           </w:p>
         </w:tc>
@@ -5544,7 +5544,7 @@
                 <w:color w:val="1C3A36"/>
                 <w:sz w:val="15"/>
               </w:rPr>
-              <w:t>Cost of sales — salaries, six months to 31-Dec-2024 (note 15-A comparative). Audited consolidated FS, transition period 1-Jul-2025 to 31-Dec-2025, Crowe unqualified, 18-Feb-2026</w:t>
+              <w:t>Formed provisions, six months to 30-Jun-2026. Reviewed consolidated financial statements, six months to 30-Jun-2026, limited review report attached (note 14-A / 15-A)</w:t>
             </w:r>
           </w:p>
         </w:tc>
@@ -5563,7 +5563,7 @@
                 <w:color w:val="1C3A36"/>
                 <w:sz w:val="15"/>
               </w:rPr>
-              <w:t>cos_raw_24</w:t>
+              <w:t>ecl_h1cy26</w:t>
             </w:r>
           </w:p>
         </w:tc>
@@ -5580,7 +5580,7 @@
                 <w:color w:val="1C3A36"/>
                 <w:sz w:val="15"/>
               </w:rPr>
-              <w:t>15,597,464,119.0</w:t>
+              <w:t>48,692,230.0</w:t>
             </w:r>
           </w:p>
         </w:tc>
@@ -5597,7 +5597,7 @@
                 <w:color w:val="1C3A36"/>
                 <w:sz w:val="15"/>
               </w:rPr>
-              <w:t>2024-12-31</w:t>
+              <w:t>2026-06-30</w:t>
             </w:r>
           </w:p>
         </w:tc>
@@ -5614,7 +5614,7 @@
                 <w:color w:val="1C3A36"/>
                 <w:sz w:val="15"/>
               </w:rPr>
-              <w:t>Cost of sales — raw materials, six months to 31-Dec-2024 (note 15-A comparative). Audited consolidated FS, transition period 1-Jul-2025 to 31-Dec-2025, Crowe unqualified, 18-Feb-2026</w:t>
+              <w:t>Expected credit losses formed, six months to 30-Jun-2026. Reviewed consolidated financial statements, six months to 30-Jun-2026, limited review report attached (note 14-A / 15-A)</w:t>
             </w:r>
           </w:p>
         </w:tc>
@@ -5633,7 +5633,7 @@
                 <w:color w:val="1C3A36"/>
                 <w:sz w:val="15"/>
               </w:rPr>
-              <w:t>cos_support_24</w:t>
+              <w:t>fin_h1cy26</w:t>
             </w:r>
           </w:p>
         </w:tc>
@@ -5650,7 +5650,7 @@
                 <w:color w:val="1C3A36"/>
                 <w:sz w:val="15"/>
               </w:rPr>
-              <w:t>68,294,446.0</w:t>
+              <w:t>1,938,539.0</w:t>
             </w:r>
           </w:p>
         </w:tc>
@@ -5667,7 +5667,7 @@
                 <w:color w:val="1C3A36"/>
                 <w:sz w:val="15"/>
               </w:rPr>
-              <w:t>2024-12-31</w:t>
+              <w:t>2026-06-30</w:t>
             </w:r>
           </w:p>
         </w:tc>
@@ -5684,7 +5684,7 @@
                 <w:color w:val="1C3A36"/>
                 <w:sz w:val="15"/>
               </w:rPr>
-              <w:t>Cost of sales — supporting materials, six months to 31-Dec-2024. Audited consolidated FS, transition period 1-Jul-2025 to 31-Dec-2025, Crowe unqualified, 18-Feb-2026</w:t>
+              <w:t>Finance expenses, six months to 30-Jun-2026. Reviewed consolidated financial statements, six months to 30-Jun-2026, limited review report attached (note 14-A / 15-A)</w:t>
             </w:r>
           </w:p>
         </w:tc>
@@ -5703,7 +5703,7 @@
                 <w:color w:val="1C3A36"/>
                 <w:sz w:val="15"/>
               </w:rPr>
-              <w:t>cos_dep_24</w:t>
+              <w:t>othrev_h1cy26</w:t>
             </w:r>
           </w:p>
         </w:tc>
@@ -5720,7 +5720,7 @@
                 <w:color w:val="1C3A36"/>
                 <w:sz w:val="15"/>
               </w:rPr>
-              <w:t>53,507,611.0</w:t>
+              <w:t>196,526,615.0</w:t>
             </w:r>
           </w:p>
         </w:tc>
@@ -5737,7 +5737,7 @@
                 <w:color w:val="1C3A36"/>
                 <w:sz w:val="15"/>
               </w:rPr>
-              <w:t>2024-12-31</w:t>
+              <w:t>2026-06-30</w:t>
             </w:r>
           </w:p>
         </w:tc>
@@ -5754,7 +5754,7 @@
                 <w:color w:val="1C3A36"/>
                 <w:sz w:val="15"/>
               </w:rPr>
-              <w:t>Cost of sales — depreciation, six months to 31-Dec-2024. Audited consolidated FS, transition period 1-Jul-2025 to 31-Dec-2025, Crowe unqualified, 18-Feb-2026</w:t>
+              <w:t>Other operating income, six months to 30-Jun-2026, of which credit interest 134,944,385. Reviewed consolidated financial statements, six months to 30-Jun-2026, limited review report attached (note 14-A / 15-A)</w:t>
             </w:r>
           </w:p>
         </w:tc>
@@ -5773,7 +5773,7 @@
                 <w:color w:val="1C3A36"/>
                 <w:sz w:val="15"/>
               </w:rPr>
-              <w:t>cos_other_24</w:t>
+              <w:t>tax_h1cy26</w:t>
             </w:r>
           </w:p>
         </w:tc>
@@ -5790,7 +5790,7 @@
                 <w:color w:val="1C3A36"/>
                 <w:sz w:val="15"/>
               </w:rPr>
-              <w:t>641,598,547.0</w:t>
+              <w:t>591,669,261.0</w:t>
             </w:r>
           </w:p>
         </w:tc>
@@ -5807,7 +5807,7 @@
                 <w:color w:val="1C3A36"/>
                 <w:sz w:val="15"/>
               </w:rPr>
-              <w:t>2024-12-31</w:t>
+              <w:t>2026-06-30</w:t>
             </w:r>
           </w:p>
         </w:tc>
@@ -5824,7 +5824,7 @@
                 <w:color w:val="1C3A36"/>
                 <w:sz w:val="15"/>
               </w:rPr>
-              <w:t>Cost of sales — other expenses, six months to 31-Dec-2024. Audited consolidated FS, transition period 1-Jul-2025 to 31-Dec-2025, Crowe unqualified, 18-Feb-2026</w:t>
+              <w:t>Income tax, six months to 30-Jun-2026. Reviewed consolidated financial statements, six months to 30-Jun-2026, limited review report attached (note 14-A / 15-A)</w:t>
             </w:r>
           </w:p>
         </w:tc>
@@ -5843,7 +5843,7 @@
                 <w:color w:val="1C3A36"/>
                 <w:sz w:val="15"/>
               </w:rPr>
-              <w:t>ppe_net</w:t>
+              <w:t>dtax_h1cy26</w:t>
             </w:r>
           </w:p>
         </w:tc>
@@ -5860,7 +5860,7 @@
                 <w:color w:val="1C3A36"/>
                 <w:sz w:val="15"/>
               </w:rPr>
-              <w:t>893,016,274.0</w:t>
+              <w:t>6,907,221.0</w:t>
             </w:r>
           </w:p>
         </w:tc>
@@ -5877,7 +5877,7 @@
                 <w:color w:val="1C3A36"/>
                 <w:sz w:val="15"/>
               </w:rPr>
-              <w:t>2025-12-31</w:t>
+              <w:t>2026-06-30</w:t>
             </w:r>
           </w:p>
         </w:tc>
@@ -5894,7 +5894,7 @@
                 <w:color w:val="1C3A36"/>
                 <w:sz w:val="15"/>
               </w:rPr>
-              <w:t>Fixed assets net of accumulated depreciation at 31-Dec-2025 (note 6). Cost 2,740,810,692 less accumulated depreciation 1,847,794,418 — the plant is 67% written down, and 273,466,121 of it is fully depreciated and still in use. Audited consolidated FS, transition period 1-Jul-2025 to 31-Dec-2025, Crowe unqualified, 18-Feb-2026</w:t>
+              <w:t>Deferred tax revenue, six months to 30-Jun-2026. Reviewed consolidated financial statements, six months to 30-Jun-2026, limited review report attached (note 14-A / 15-A)</w:t>
             </w:r>
           </w:p>
         </w:tc>
@@ -5913,7 +5913,7 @@
                 <w:color w:val="1C3A36"/>
                 <w:sz w:val="15"/>
               </w:rPr>
-              <w:t>ppe_gross</w:t>
+              <w:t>pat_h1cy26</w:t>
             </w:r>
           </w:p>
         </w:tc>
@@ -5930,7 +5930,7 @@
                 <w:color w:val="1C3A36"/>
                 <w:sz w:val="15"/>
               </w:rPr>
-              <w:t>2,740,810,692.0</w:t>
+              <w:t>1,920,706,543.0</w:t>
             </w:r>
           </w:p>
         </w:tc>
@@ -5947,7 +5947,7 @@
                 <w:color w:val="1C3A36"/>
                 <w:sz w:val="15"/>
               </w:rPr>
-              <w:t>2025-12-31</w:t>
+              <w:t>2026-06-30</w:t>
             </w:r>
           </w:p>
         </w:tc>
@@ -5964,7 +5964,7 @@
                 <w:color w:val="1C3A36"/>
                 <w:sz w:val="15"/>
               </w:rPr>
-              <w:t>Fixed assets at COST at 31-Dec-2025 (note 6), before accumulated depreciation of 1,847,794,418. The gross figure is what a replacement-capex line has to be built on; the net figure is what the terminal return is flattered by. Audited consolidated FS, transition period 1-Jul-2025 to 31-Dec-2025, Crowe unqualified, 18-Feb-2026</w:t>
+              <w:t>Net profit after tax, six months to 30-Jun-2026. Reviewed consolidated financial statements, six months to 30-Jun-2026, limited review report attached (note 14-A / 15-A)</w:t>
             </w:r>
           </w:p>
         </w:tc>
@@ -5983,7 +5983,7 @@
                 <w:color w:val="1C3A36"/>
                 <w:sz w:val="15"/>
               </w:rPr>
-              <w:t>ppe_accdep</w:t>
+              <w:t>nci_h1cy26</w:t>
             </w:r>
           </w:p>
         </w:tc>
@@ -6000,7 +6000,7 @@
                 <w:color w:val="1C3A36"/>
                 <w:sz w:val="15"/>
               </w:rPr>
-              <w:t>1,847,794,418.0</w:t>
+              <w:t>38,756,277.0</w:t>
             </w:r>
           </w:p>
         </w:tc>
@@ -6017,7 +6017,7 @@
                 <w:color w:val="1C3A36"/>
                 <w:sz w:val="15"/>
               </w:rPr>
-              <w:t>2025-12-31</w:t>
+              <w:t>2026-06-30</w:t>
             </w:r>
           </w:p>
         </w:tc>
@@ -6034,7 +6034,7 @@
                 <w:color w:val="1C3A36"/>
                 <w:sz w:val="15"/>
               </w:rPr>
-              <w:t>Accumulated depreciation on fixed assets at 31-Dec-2025 (note 6). The plant is 67.4% written down and 273,466,121 of it is fully depreciated and still in use. Audited consolidated FS, transition period 1-Jul-2025 to 31-Dec-2025, Crowe unqualified, 18-Feb-2026</w:t>
+              <w:t>Non-controlling interest, six months to 30-Jun-2026. Reviewed consolidated financial statements, six months to 30-Jun-2026, limited review report attached (note 14-A / 15-A)</w:t>
             </w:r>
           </w:p>
         </w:tc>
@@ -6053,7 +6053,7 @@
                 <w:color w:val="1C3A36"/>
                 <w:sz w:val="15"/>
               </w:rPr>
-              <w:t>puc</w:t>
+              <w:t>maj_h1cy26</w:t>
             </w:r>
           </w:p>
         </w:tc>
@@ -6070,7 +6070,7 @@
                 <w:color w:val="1C3A36"/>
                 <w:sz w:val="15"/>
               </w:rPr>
-              <w:t>407,323,203.0</w:t>
+              <w:t>1,881,950,266.0</w:t>
             </w:r>
           </w:p>
         </w:tc>
@@ -6087,7 +6087,7 @@
                 <w:color w:val="1C3A36"/>
                 <w:sz w:val="15"/>
               </w:rPr>
-              <w:t>2025-12-31</w:t>
+              <w:t>2026-06-30</w:t>
             </w:r>
           </w:p>
         </w:tc>
@@ -6104,7 +6104,7 @@
                 <w:color w:val="1C3A36"/>
                 <w:sz w:val="15"/>
               </w:rPr>
-              <w:t>Projects under construction at 31-Dec-2025 (note 7): assets in development 376,746,526 (administrative building, warehouses, civil projects, ERP system) plus investment expenditure 30,576,677. Audited consolidated FS, transition period 1-Jul-2025 to 31-Dec-2025, Crowe unqualified, 18-Feb-2026</w:t>
+              <w:t>Majority's share, six months to 30-Jun-2026 — EPS 1.46, and MORE than the whole preceding fiscal year's 1,488,520,098. Reviewed consolidated financial statements, six months to 30-Jun-2026, limited review report attached (note 14-A / 15-A)</w:t>
             </w:r>
           </w:p>
         </w:tc>
@@ -6123,7 +6123,7 @@
                 <w:color w:val="1C3A36"/>
                 <w:sz w:val="15"/>
               </w:rPr>
-              <w:t>inventory</w:t>
+              <w:t>cos_ttm_salaries</w:t>
             </w:r>
           </w:p>
         </w:tc>
@@ -6140,7 +6140,7 @@
                 <w:color w:val="1C3A36"/>
                 <w:sz w:val="15"/>
               </w:rPr>
-              <w:t>2,847,392,506.0</w:t>
+              <w:t>1,869,534,265.0</w:t>
             </w:r>
           </w:p>
         </w:tc>
@@ -6157,7 +6157,7 @@
                 <w:color w:val="1C3A36"/>
                 <w:sz w:val="15"/>
               </w:rPr>
-              <w:t>2025-12-31</w:t>
+              <w:t>2026-06-30</w:t>
             </w:r>
           </w:p>
         </w:tc>
@@ -6174,7 +6174,7 @@
                 <w:color w:val="1C3A36"/>
                 <w:sz w:val="15"/>
               </w:rPr>
-              <w:t>Inventory net of impairment at 31-Dec-2025 (note 9-A): work in process 792,134,042, finished goods 1,166,168,582, spare parts 309,298,239, supporting materials 283,470,554, raw materials 118,754,225, goods for resale 155,793,361. Audited consolidated FS, transition period 1-Jul-2025 to 31-Dec-2025, Crowe unqualified, 18-Feb-2026</w:t>
+              <w:t>Salaries inside cost of sales, TWELVE months to 30-Jun-2026 (note 15-A, both filed halves added). Reviewed consolidated financial statements, six months to 30-Jun-2026, limited review report attached (note 14-A / 15-A)</w:t>
             </w:r>
           </w:p>
         </w:tc>
@@ -6193,7 +6193,7 @@
                 <w:color w:val="1C3A36"/>
                 <w:sz w:val="15"/>
               </w:rPr>
-              <w:t>recv</w:t>
+              <w:t>cos_ttm_raw</w:t>
             </w:r>
           </w:p>
         </w:tc>
@@ -6210,7 +6210,7 @@
                 <w:color w:val="1C3A36"/>
                 <w:sz w:val="15"/>
               </w:rPr>
-              <w:t>573,136,185.0</w:t>
+              <w:t>38,674,000,341.0</w:t>
             </w:r>
           </w:p>
         </w:tc>
@@ -6227,7 +6227,7 @@
                 <w:color w:val="1C3A36"/>
                 <w:sz w:val="15"/>
               </w:rPr>
-              <w:t>2025-12-31</w:t>
+              <w:t>2026-06-30</w:t>
             </w:r>
           </w:p>
         </w:tc>
@@ -6244,7 +6244,7 @@
                 <w:color w:val="1C3A36"/>
                 <w:sz w:val="15"/>
               </w:rPr>
-              <w:t>Accounts receivable net at 31-Dec-2025 (note 9-B). 100% undue and unimpaired on the ageing analysis. Counterparties include Shell, ExxonMobil, Chevron, Total, TAQA/Castrol, Emarat Misr, OLA Energy and Petromine alongside the state companies. Audited consolidated FS, transition period 1-Jul-2025 to 31-Dec-2025, Crowe unqualified, 18-Feb-2026</w:t>
+              <w:t>Raw materials inside cost of sales, TWELVE months to 30-Jun-2026 (note 15-A, both filed halves added). Reviewed consolidated financial statements, six months to 30-Jun-2026, limited review report attached (note 14-A / 15-A)</w:t>
             </w:r>
           </w:p>
         </w:tc>
@@ -6263,7 +6263,7 @@
                 <w:color w:val="1C3A36"/>
                 <w:sz w:val="15"/>
               </w:rPr>
-              <w:t>debtors</w:t>
+              <w:t>cos_ttm_support</w:t>
             </w:r>
           </w:p>
         </w:tc>
@@ -6280,7 +6280,7 @@
                 <w:color w:val="1C3A36"/>
                 <w:sz w:val="15"/>
               </w:rPr>
-              <w:t>366,012,664.0</w:t>
+              <w:t>124,155,321.0</w:t>
             </w:r>
           </w:p>
         </w:tc>
@@ -6297,7 +6297,7 @@
                 <w:color w:val="1C3A36"/>
                 <w:sz w:val="15"/>
               </w:rPr>
-              <w:t>2025-12-31</w:t>
+              <w:t>2026-06-30</w:t>
             </w:r>
           </w:p>
         </w:tc>
@@ -6314,7 +6314,7 @@
                 <w:color w:val="1C3A36"/>
                 <w:sz w:val="15"/>
               </w:rPr>
-              <w:t>Debtors and other debit balances net at 31-Dec-2025 (notes 9-C, 9-D). Audited consolidated FS, transition period 1-Jul-2025 to 31-Dec-2025, Crowe unqualified, 18-Feb-2026</w:t>
+              <w:t>Supporting materials inside cost of sales, TWELVE months to 30-Jun-2026 (note 15-A, both filed halves added). Reviewed consolidated financial statements, six months to 30-Jun-2026, limited review report attached (note 14-A / 15-A)</w:t>
             </w:r>
           </w:p>
         </w:tc>
@@ -6333,7 +6333,7 @@
                 <w:color w:val="1C3A36"/>
                 <w:sz w:val="15"/>
               </w:rPr>
-              <w:t>cash</w:t>
+              <w:t>cos_ttm_dep</w:t>
             </w:r>
           </w:p>
         </w:tc>
@@ -6350,7 +6350,7 @@
                 <w:color w:val="1C3A36"/>
                 <w:sz w:val="15"/>
               </w:rPr>
-              <w:t>2,463,522,365.0</w:t>
+              <w:t>123,206,229.0</w:t>
             </w:r>
           </w:p>
         </w:tc>
@@ -6367,7 +6367,7 @@
                 <w:color w:val="1C3A36"/>
                 <w:sz w:val="15"/>
               </w:rPr>
-              <w:t>2025-12-31</w:t>
+              <w:t>2026-06-30</w:t>
             </w:r>
           </w:p>
         </w:tc>
@@ -6384,7 +6384,7 @@
                 <w:color w:val="1C3A36"/>
                 <w:sz w:val="15"/>
               </w:rPr>
-              <w:t>Cash at banks and on hand at 31-Dec-2025 (note 9-E): time deposits 883,351,250 plus current accounts 2,127,100,720 plus cash on hand 166,405, less expected credit losses 38,345,960, less PLEDGED deposits 508,750,050 which sit in other financial investments. Audited consolidated FS, transition period 1-Jul-2025 to 31-Dec-2025, Crowe unqualified, 18-Feb-2026</w:t>
+              <w:t>Depreciation inside cost of sales, TWELVE months to 30-Jun-2026 (note 15-A, both filed halves added). Reviewed consolidated financial statements, six months to 30-Jun-2026, limited review report attached (note 14-A / 15-A)</w:t>
             </w:r>
           </w:p>
         </w:tc>
@@ -6403,7 +6403,7 @@
                 <w:color w:val="1C3A36"/>
                 <w:sz w:val="15"/>
               </w:rPr>
-              <w:t>fin_inv</w:t>
+              <w:t>cos_ttm_other</w:t>
             </w:r>
           </w:p>
         </w:tc>
@@ -6420,7 +6420,7 @@
                 <w:color w:val="1C3A36"/>
                 <w:sz w:val="15"/>
               </w:rPr>
-              <w:t>508,750,050.0</w:t>
+              <w:t>1,634,739,411.0</w:t>
             </w:r>
           </w:p>
         </w:tc>
@@ -6437,7 +6437,7 @@
                 <w:color w:val="1C3A36"/>
                 <w:sz w:val="15"/>
               </w:rPr>
-              <w:t>2025-12-31</w:t>
+              <w:t>2026-06-30</w:t>
             </w:r>
           </w:p>
         </w:tc>
@@ -6454,7 +6454,7 @@
                 <w:color w:val="1C3A36"/>
                 <w:sz w:val="15"/>
               </w:rPr>
-              <w:t>Other financial investments at 31-Dec-2025 — deposits PLEDGED against credit facilities, so not free cash (note 9-E). Audited consolidated FS, transition period 1-Jul-2025 to 31-Dec-2025, Crowe unqualified, 18-Feb-2026</w:t>
+              <w:t>Other cost of sales inside cost of sales, TWELVE months to 30-Jun-2026 (note 15-A, both filed halves added). Reviewed consolidated financial statements, six months to 30-Jun-2026, limited review report attached (note 14-A / 15-A)</w:t>
             </w:r>
           </w:p>
         </w:tc>
@@ -6473,7 +6473,7 @@
                 <w:color w:val="1C3A36"/>
                 <w:sz w:val="15"/>
               </w:rPr>
-              <w:t>fvoci</w:t>
+              <w:t>dep_ttm</w:t>
             </w:r>
           </w:p>
         </w:tc>
@@ -6490,7 +6490,7 @@
                 <w:color w:val="1C3A36"/>
                 <w:sz w:val="15"/>
               </w:rPr>
-              <w:t>69,608,696.0</w:t>
+              <w:t>156,621,007.0</w:t>
             </w:r>
           </w:p>
         </w:tc>
@@ -6507,7 +6507,7 @@
                 <w:color w:val="1C3A36"/>
                 <w:sz w:val="15"/>
               </w:rPr>
-              <w:t>2025-12-31</w:t>
+              <w:t>2026-06-30</w:t>
             </w:r>
           </w:p>
         </w:tc>
@@ -6524,7 +6524,7 @@
                 <w:color w:val="1C3A36"/>
                 <w:sz w:val="15"/>
               </w:rPr>
-              <w:t>Financial asset through OCI at 31-Dec-2025 — 104,000 shares, 5.20% of ASCPC, fair value 69,608,696 (note 8-1). Audited consolidated FS, transition period 1-Jul-2025 to 31-Dec-2025, Crowe unqualified, 18-Feb-2026</w:t>
+              <w:t>Depreciation and right-of-use amortisation, TWELVE months to 30-Jun-2026 — the audited transition half's cash-flow statement plus the reviewed half's. Reviewed consolidated financial statements, six months to 30-Jun-2026, limited review report attached (note 14-A / 15-A)</w:t>
             </w:r>
           </w:p>
         </w:tc>
@@ -6543,7 +6543,7 @@
                 <w:color w:val="1C3A36"/>
                 <w:sz w:val="15"/>
               </w:rPr>
-              <w:t>assets_snap</w:t>
+              <w:t>capex_ttm</w:t>
             </w:r>
           </w:p>
         </w:tc>
@@ -6560,7 +6560,7 @@
                 <w:color w:val="1C3A36"/>
                 <w:sz w:val="15"/>
               </w:rPr>
-              <w:t>8,136,418,030.0</w:t>
+              <w:t>169,466,717.0</w:t>
             </w:r>
           </w:p>
         </w:tc>
@@ -6577,7 +6577,7 @@
                 <w:color w:val="1C3A36"/>
                 <w:sz w:val="15"/>
               </w:rPr>
-              <w:t>2025-12-31</w:t>
+              <w:t>2026-06-30</w:t>
             </w:r>
           </w:p>
         </w:tc>
@@ -6594,7 +6594,7 @@
                 <w:color w:val="1C3A36"/>
                 <w:sz w:val="15"/>
               </w:rPr>
-              <w:t>Total assets at 31-Dec-2025. Audited consolidated FS, transition period 1-Jul-2025 to 31-Dec-2025, Crowe unqualified, 18-Feb-2026</w:t>
+              <w:t>Payments for projects under construction and fixed assets, TWELVE months to 30-Jun-2026 — both cash-flow statements. Reviewed consolidated financial statements, six months to 30-Jun-2026, limited review report attached (note 14-A / 15-A)</w:t>
             </w:r>
           </w:p>
         </w:tc>
@@ -6613,7 +6613,7 @@
                 <w:color w:val="1C3A36"/>
                 <w:sz w:val="15"/>
               </w:rPr>
-              <w:t>liab_snap</w:t>
+              <w:t>credint_h1cy26</w:t>
             </w:r>
           </w:p>
         </w:tc>
@@ -6630,7 +6630,7 @@
                 <w:color w:val="1C3A36"/>
                 <w:sz w:val="15"/>
               </w:rPr>
-              <w:t>3,311,643,082.0</w:t>
+              <w:t>134,944,385.0</w:t>
             </w:r>
           </w:p>
         </w:tc>
@@ -6647,7 +6647,7 @@
                 <w:color w:val="1C3A36"/>
                 <w:sz w:val="15"/>
               </w:rPr>
-              <w:t>2025-12-31</w:t>
+              <w:t>2026-06-30</w:t>
             </w:r>
           </w:p>
         </w:tc>
@@ -6664,7 +6664,7 @@
                 <w:color w:val="1C3A36"/>
                 <w:sz w:val="15"/>
               </w:rPr>
-              <w:t>Total liabilities at 31-Dec-2025. Audited consolidated FS, transition period 1-Jul-2025 to 31-Dec-2025, Crowe unqualified, 18-Feb-2026</w:t>
+              <w:t>Credit interest earned, six months to 30-Jun-2026 (note 14-B). Reviewed consolidated financial statements, six months to 30-Jun-2026, limited review report attached (note 14-A / 15-A)</w:t>
             </w:r>
           </w:p>
         </w:tc>
@@ -6683,7 +6683,7 @@
                 <w:color w:val="1C3A36"/>
                 <w:sz w:val="15"/>
               </w:rPr>
-              <w:t>eq_parent</w:t>
+              <w:t>cos_h1cy26</w:t>
             </w:r>
           </w:p>
         </w:tc>
@@ -6700,7 +6700,7 @@
                 <w:color w:val="1C3A36"/>
                 <w:sz w:val="15"/>
               </w:rPr>
-              <w:t>4,790,695,948.0</w:t>
+              <w:t>salaries: 988,514,768.0; raw: 21,023,897,616.0; support: 59,621,598.0; dep: 64,458,183.0; other: 827,592,656.0</w:t>
             </w:r>
           </w:p>
         </w:tc>
@@ -6717,7 +6717,7 @@
                 <w:color w:val="1C3A36"/>
                 <w:sz w:val="15"/>
               </w:rPr>
-              <w:t>2025-12-31</w:t>
+              <w:t>2026-06-30</w:t>
             </w:r>
           </w:p>
         </w:tc>
@@ -6734,7 +6734,7 @@
                 <w:color w:val="1C3A36"/>
                 <w:sz w:val="15"/>
               </w:rPr>
-              <w:t>Total AMOC (parent) equity at 31-Dec-2025. Audited consolidated FS, transition period 1-Jul-2025 to 31-Dec-2025, Crowe unqualified, 18-Feb-2026</w:t>
+              <w:t>Cost of sales by nature, six months to 30-Jun-2026 (note 15-A); raw materials are 91.6% of the stack. Reviewed consolidated financial statements, six months to 30-Jun-2026, limited review report attached (note 14-A / 15-A)</w:t>
             </w:r>
           </w:p>
         </w:tc>
@@ -6753,7 +6753,7 @@
                 <w:color w:val="1C3A36"/>
                 <w:sz w:val="15"/>
               </w:rPr>
-              <w:t>eq_nci</w:t>
+              <w:t>prod_v_prior</w:t>
             </w:r>
           </w:p>
         </w:tc>
@@ -6770,7 +6770,7 @@
                 <w:color w:val="1C3A36"/>
                 <w:sz w:val="15"/>
               </w:rPr>
-              <w:t>34,079,000.0</w:t>
+              <w:t>oils: 2,526,857,239.0; wax: 1,683,792,907.0; gasoil: 5,219,594,878.0; naphtha: 1,034,502,087.0; lpg: 687,509,617.0; fueloil: 6,954,252,764.0; hfo: 139,454,409.0; waste: 115,000.0</w:t>
             </w:r>
           </w:p>
         </w:tc>
@@ -6787,7 +6787,7 @@
                 <w:color w:val="1C3A36"/>
                 <w:sz w:val="15"/>
               </w:rPr>
-              <w:t>2025-12-31</w:t>
+              <w:t>2024-12-31</w:t>
             </w:r>
           </w:p>
         </w:tc>
@@ -6804,7 +6804,7 @@
                 <w:color w:val="1C3A36"/>
                 <w:sz w:val="15"/>
               </w:rPr>
-              <w:t>Non-controlling interest carrying amount at 31-Dec-2025. Audited consolidated FS, transition period 1-Jul-2025 to 31-Dec-2025, Crowe unqualified, 18-Feb-2026</w:t>
+              <w:t>Sales value by product line, six months to 31-Dec-2024 (note 14-A comparative). Audited consolidated FS, transition period 1-Jul-2025 to 31-Dec-2025, Crowe unqualified, 18-Feb-2026</w:t>
             </w:r>
           </w:p>
         </w:tc>
@@ -6823,7 +6823,7 @@
                 <w:color w:val="1C3A36"/>
                 <w:sz w:val="15"/>
               </w:rPr>
-              <w:t>debt_lt</w:t>
+              <w:t>cos_salaries</w:t>
             </w:r>
           </w:p>
         </w:tc>
@@ -6840,7 +6840,7 @@
                 <w:color w:val="1C3A36"/>
                 <w:sz w:val="15"/>
               </w:rPr>
-              <w:t>11,805,265.0</w:t>
+              <w:t>881,019,497.0</w:t>
             </w:r>
           </w:p>
         </w:tc>
@@ -6874,7 +6874,7 @@
                 <w:color w:val="1C3A36"/>
                 <w:sz w:val="15"/>
               </w:rPr>
-              <w:t>Long-term loans at 31-Dec-2025 (note 20). Audited consolidated FS, transition period 1-Jul-2025 to 31-Dec-2025, Crowe unqualified, 18-Feb-2026</w:t>
+              <w:t>Cost of sales — salaries, six months to 31-Dec-2025 (note 15-A). Audited consolidated FS, transition period 1-Jul-2025 to 31-Dec-2025, Crowe unqualified, 18-Feb-2026</w:t>
             </w:r>
           </w:p>
         </w:tc>
@@ -6893,7 +6893,7 @@
                 <w:color w:val="1C3A36"/>
                 <w:sz w:val="15"/>
               </w:rPr>
-              <w:t>debt_st</w:t>
+              <w:t>cos_raw</w:t>
             </w:r>
           </w:p>
         </w:tc>
@@ -6910,7 +6910,7 @@
                 <w:color w:val="1C3A36"/>
                 <w:sz w:val="15"/>
               </w:rPr>
-              <w:t>9,172,172.0</w:t>
+              <w:t>17,650,102,725.0</w:t>
             </w:r>
           </w:p>
         </w:tc>
@@ -6944,7 +6944,7 @@
                 <w:color w:val="1C3A36"/>
                 <w:sz w:val="15"/>
               </w:rPr>
-              <w:t>Short-term loans and facilities at 31-Dec-2025 (note 20). Audited consolidated FS, transition period 1-Jul-2025 to 31-Dec-2025, Crowe unqualified, 18-Feb-2026</w:t>
+              <w:t>Cost of sales — RAW MATERIALS, six months to 31-Dec-2025 (note 15-A). 90.7% of cost of sales and 85.1% of revenue: this single line is what the company is. Audited consolidated FS, transition period 1-Jul-2025 to 31-Dec-2025, Crowe unqualified, 18-Feb-2026</w:t>
             </w:r>
           </w:p>
         </w:tc>
@@ -6963,7 +6963,7 @@
                 <w:color w:val="1C3A36"/>
                 <w:sz w:val="15"/>
               </w:rPr>
-              <w:t>leases</w:t>
+              <w:t>cos_support</w:t>
             </w:r>
           </w:p>
         </w:tc>
@@ -6980,7 +6980,7 @@
                 <w:color w:val="1C3A36"/>
                 <w:sz w:val="15"/>
               </w:rPr>
-              <w:t>4,278,324.0</w:t>
+              <w:t>64,533,723.0</w:t>
             </w:r>
           </w:p>
         </w:tc>
@@ -7014,7 +7014,7 @@
                 <w:color w:val="1C3A36"/>
                 <w:sz w:val="15"/>
               </w:rPr>
-              <w:t>Total lease liabilities at 31-Dec-2025 (note 8-2-2). Audited consolidated FS, transition period 1-Jul-2025 to 31-Dec-2025, Crowe unqualified, 18-Feb-2026</w:t>
+              <w:t>Cost of sales — supporting materials (chemicals and additives), six months to 31-Dec-2025 (note 15-A). The previous edition estimated this charge at roughly five times the disclosed figure</w:t>
             </w:r>
           </w:p>
         </w:tc>
@@ -7033,7 +7033,7 @@
                 <w:color w:val="1C3A36"/>
                 <w:sz w:val="15"/>
               </w:rPr>
-              <w:t>payables</w:t>
+              <w:t>cos_dep</w:t>
             </w:r>
           </w:p>
         </w:tc>
@@ -7050,7 +7050,7 @@
                 <w:color w:val="1C3A36"/>
                 <w:sz w:val="15"/>
               </w:rPr>
-              <w:t>7,942,650.0</w:t>
+              <w:t>58,748,046.0</w:t>
             </w:r>
           </w:p>
         </w:tc>
@@ -7084,7 +7084,7 @@
                 <w:color w:val="1C3A36"/>
                 <w:sz w:val="15"/>
               </w:rPr>
-              <w:t>Accounts and notes payable at 31-Dec-2025 (note 10-3). The previous edition modelled a trade payable of about 2.5bn funding the working capital cycle; the actual trade payable is under 8mn and the funding sits in the EGPC current account instead. Audited consolidated FS, transition period 1-Jul-2025 to 31-Dec-2025, Crowe unqualified, 18-Feb-2026</w:t>
+              <w:t>Cost of sales — depreciation, six months to 31-Dec-2025 (note 15-A). Audited consolidated FS, transition period 1-Jul-2025 to 31-Dec-2025, Crowe unqualified, 18-Feb-2026</w:t>
             </w:r>
           </w:p>
         </w:tc>
@@ -7103,7 +7103,7 @@
                 <w:color w:val="1C3A36"/>
                 <w:sz w:val="15"/>
               </w:rPr>
-              <w:t>creditors</w:t>
+              <w:t>cos_other</w:t>
             </w:r>
           </w:p>
         </w:tc>
@@ -7120,7 +7120,7 @@
                 <w:color w:val="1C3A36"/>
                 <w:sz w:val="15"/>
               </w:rPr>
-              <w:t>2,044,446,416.0</w:t>
+              <w:t>807,146,755.0</w:t>
             </w:r>
           </w:p>
         </w:tc>
@@ -7154,7 +7154,7 @@
                 <w:color w:val="1C3A36"/>
                 <w:sz w:val="15"/>
               </w:rPr>
-              <w:t>Creditors and other credit balances at 31-Dec-2025 (note 11): EGPC current account 1,132,353,505, deposits 70,891,867, miscellaneous taxes 47,021,719, dividends payable 517,250,000, miscellaneous creditors 148,226,091, customer advances 60,028,880. Audited consolidated FS, transition period 1-Jul-2025 to 31-Dec-2025, Crowe unqualified, 18-Feb-2026</w:t>
+              <w:t>Cost of sales — other expenses, six months to 31-Dec-2025 (note 15-A): natural gas, operating electricity, operating water, spare parts, maintenance, and the operating management and technical support contract with the Egyptian Projects Operations &amp; Maintenance Company (EPROM). Audited consolidated FS, transition period 1-Jul-2025 to 31-Dec-2025, Crowe unqualified, 18-Feb-2026</w:t>
             </w:r>
           </w:p>
         </w:tc>
@@ -7173,7 +7173,7 @@
                 <w:color w:val="1C3A36"/>
                 <w:sz w:val="15"/>
               </w:rPr>
-              <w:t>provisions</w:t>
+              <w:t>cos_salaries_24</w:t>
             </w:r>
           </w:p>
         </w:tc>
@@ -7190,7 +7190,7 @@
                 <w:color w:val="1C3A36"/>
                 <w:sz w:val="15"/>
               </w:rPr>
-              <w:t>921,440,353.0</w:t>
+              <w:t>634,571,733.0</w:t>
             </w:r>
           </w:p>
         </w:tc>
@@ -7207,7 +7207,7 @@
                 <w:color w:val="1C3A36"/>
                 <w:sz w:val="15"/>
               </w:rPr>
-              <w:t>2025-12-31</w:t>
+              <w:t>2024-12-31</w:t>
             </w:r>
           </w:p>
         </w:tc>
@@ -7224,7 +7224,7 @@
                 <w:color w:val="1C3A36"/>
                 <w:sz w:val="15"/>
               </w:rPr>
-              <w:t>Provisions at 31-Dec-2025 (note 10-1): tax disputes 904,609,345 and claims and disputes 16,831,008. A contingent liability worth EGP 0.71 a share that the previous edition never carried at all</w:t>
+              <w:t>Cost of sales — salaries, six months to 31-Dec-2024 (note 15-A comparative). Audited consolidated FS, transition period 1-Jul-2025 to 31-Dec-2025, Crowe unqualified, 18-Feb-2026</w:t>
             </w:r>
           </w:p>
         </w:tc>
@@ -7243,7 +7243,7 @@
                 <w:color w:val="1C3A36"/>
                 <w:sz w:val="15"/>
               </w:rPr>
-              <w:t>dtax_liab</w:t>
+              <w:t>cos_raw_24</w:t>
             </w:r>
           </w:p>
         </w:tc>
@@ -7260,7 +7260,7 @@
                 <w:color w:val="1C3A36"/>
                 <w:sz w:val="15"/>
               </w:rPr>
-              <w:t>108,612,469.0</w:t>
+              <w:t>15,597,464,119.0</w:t>
             </w:r>
           </w:p>
         </w:tc>
@@ -7277,7 +7277,7 @@
                 <w:color w:val="1C3A36"/>
                 <w:sz w:val="15"/>
               </w:rPr>
-              <w:t>2025-12-31</w:t>
+              <w:t>2024-12-31</w:t>
             </w:r>
           </w:p>
         </w:tc>
@@ -7294,7 +7294,7 @@
                 <w:color w:val="1C3A36"/>
                 <w:sz w:val="15"/>
               </w:rPr>
-              <w:t>Deferred tax liability at 31-Dec-2025 (note 13-A). Audited consolidated FS, transition period 1-Jul-2025 to 31-Dec-2025, Crowe unqualified, 18-Feb-2026</w:t>
+              <w:t>Cost of sales — raw materials, six months to 31-Dec-2024 (note 15-A comparative). Audited consolidated FS, transition period 1-Jul-2025 to 31-Dec-2025, Crowe unqualified, 18-Feb-2026</w:t>
             </w:r>
           </w:p>
         </w:tc>
@@ -7313,7 +7313,7 @@
                 <w:color w:val="1C3A36"/>
                 <w:sz w:val="15"/>
               </w:rPr>
-              <w:t>tax_due</w:t>
+              <w:t>cos_support_24</w:t>
             </w:r>
           </w:p>
         </w:tc>
@@ -7330,7 +7330,7 @@
                 <w:color w:val="1C3A36"/>
                 <w:sz w:val="15"/>
               </w:rPr>
-              <w:t>203,945,433.0</w:t>
+              <w:t>68,294,446.0</w:t>
             </w:r>
           </w:p>
         </w:tc>
@@ -7347,7 +7347,7 @@
                 <w:color w:val="1C3A36"/>
                 <w:sz w:val="15"/>
               </w:rPr>
-              <w:t>2025-12-31</w:t>
+              <w:t>2024-12-31</w:t>
             </w:r>
           </w:p>
         </w:tc>
@@ -7364,7 +7364,7 @@
                 <w:color w:val="1C3A36"/>
                 <w:sz w:val="15"/>
               </w:rPr>
-              <w:t>Due to the tax authority at 31-Dec-2025 (note 10-2). Audited consolidated FS, transition period 1-Jul-2025 to 31-Dec-2025, Crowe unqualified, 18-Feb-2026</w:t>
+              <w:t>Cost of sales — supporting materials, six months to 31-Dec-2024. Audited consolidated FS, transition period 1-Jul-2025 to 31-Dec-2025, Crowe unqualified, 18-Feb-2026</w:t>
             </w:r>
           </w:p>
         </w:tc>
@@ -7383,7 +7383,7 @@
                 <w:color w:val="1C3A36"/>
                 <w:sz w:val="15"/>
               </w:rPr>
-              <w:t>assets_jun25</w:t>
+              <w:t>cos_dep_24</w:t>
             </w:r>
           </w:p>
         </w:tc>
@@ -7400,7 +7400,7 @@
                 <w:color w:val="1C3A36"/>
                 <w:sz w:val="15"/>
               </w:rPr>
-              <w:t>10,327,865,642.0</w:t>
+              <w:t>53,507,611.0</w:t>
             </w:r>
           </w:p>
         </w:tc>
@@ -7417,7 +7417,7 @@
                 <w:color w:val="1C3A36"/>
                 <w:sz w:val="15"/>
               </w:rPr>
-              <w:t>2025-06-30</w:t>
+              <w:t>2024-12-31</w:t>
             </w:r>
           </w:p>
         </w:tc>
@@ -7434,7 +7434,7 @@
                 <w:color w:val="1C3A36"/>
                 <w:sz w:val="15"/>
               </w:rPr>
-              <w:t>Total assets at 30-Jun-2025 (comparative column). Audited consolidated FS, transition period 1-Jul-2025 to 31-Dec-2025, Crowe unqualified, 18-Feb-2026</w:t>
+              <w:t>Cost of sales — depreciation, six months to 31-Dec-2024. Audited consolidated FS, transition period 1-Jul-2025 to 31-Dec-2025, Crowe unqualified, 18-Feb-2026</w:t>
             </w:r>
           </w:p>
         </w:tc>
@@ -7453,7 +7453,7 @@
                 <w:color w:val="1C3A36"/>
                 <w:sz w:val="15"/>
               </w:rPr>
-              <w:t>eq_parent_jun25</w:t>
+              <w:t>cos_other_24</w:t>
             </w:r>
           </w:p>
         </w:tc>
@@ -7470,7 +7470,7 @@
                 <w:color w:val="1C3A36"/>
                 <w:sz w:val="15"/>
               </w:rPr>
-              <w:t>5,353,528,855.0</w:t>
+              <w:t>641,598,547.0</w:t>
             </w:r>
           </w:p>
         </w:tc>
@@ -7487,7 +7487,7 @@
                 <w:color w:val="1C3A36"/>
                 <w:sz w:val="15"/>
               </w:rPr>
-              <w:t>2025-06-30</w:t>
+              <w:t>2024-12-31</w:t>
             </w:r>
           </w:p>
         </w:tc>
@@ -7504,7 +7504,7 @@
                 <w:color w:val="1C3A36"/>
                 <w:sz w:val="15"/>
               </w:rPr>
-              <w:t>Total AMOC equity at 30-Jun-2025 (comparative column). Audited consolidated FS, transition period 1-Jul-2025 to 31-Dec-2025, Crowe unqualified, 18-Feb-2026</w:t>
+              <w:t>Cost of sales — other expenses, six months to 31-Dec-2024. Audited consolidated FS, transition period 1-Jul-2025 to 31-Dec-2025, Crowe unqualified, 18-Feb-2026</w:t>
             </w:r>
           </w:p>
         </w:tc>
@@ -7523,7 +7523,7 @@
                 <w:color w:val="1C3A36"/>
                 <w:sz w:val="15"/>
               </w:rPr>
-              <w:t>assets_dec24</w:t>
+              <w:t>ppe_net</w:t>
             </w:r>
           </w:p>
         </w:tc>
@@ -7540,7 +7540,7 @@
                 <w:color w:val="1C3A36"/>
                 <w:sz w:val="15"/>
               </w:rPr>
-              <w:t>7,747,725,648.0</w:t>
+              <w:t>873,010,517.0</w:t>
             </w:r>
           </w:p>
         </w:tc>
@@ -7557,7 +7557,7 @@
                 <w:color w:val="1C3A36"/>
                 <w:sz w:val="15"/>
               </w:rPr>
-              <w:t>2024-12-31</w:t>
+              <w:t>2026-06-30</w:t>
             </w:r>
           </w:p>
         </w:tc>
@@ -7574,7 +7574,7 @@
                 <w:color w:val="1C3A36"/>
                 <w:sz w:val="15"/>
               </w:rPr>
-              <w:t>Total assets at 31-Dec-2024. Limited-review consolidated FS, six months to 31-Dec-2024</w:t>
+              <w:t>Fixed assets net of accumulated depreciation at 30-Jun-2026 (note 6). Reviewed consolidated FS, six months to 30-Jun-2026, limited review</w:t>
             </w:r>
           </w:p>
         </w:tc>
@@ -7593,7 +7593,7 @@
                 <w:color w:val="1C3A36"/>
                 <w:sz w:val="15"/>
               </w:rPr>
-              <w:t>eq_parent_dec24</w:t>
+              <w:t>ppe_gross</w:t>
             </w:r>
           </w:p>
         </w:tc>
@@ -7610,7 +7610,7 @@
                 <w:color w:val="1C3A36"/>
                 <w:sz w:val="15"/>
               </w:rPr>
-              <w:t>4,430,087,458.0</w:t>
+              <w:t>2,740,810,692.0</w:t>
             </w:r>
           </w:p>
         </w:tc>
@@ -7627,7 +7627,7 @@
                 <w:color w:val="1C3A36"/>
                 <w:sz w:val="15"/>
               </w:rPr>
-              <w:t>2024-12-31</w:t>
+              <w:t>2025-12-31</w:t>
             </w:r>
           </w:p>
         </w:tc>
@@ -7644,7 +7644,7 @@
                 <w:color w:val="1C3A36"/>
                 <w:sz w:val="15"/>
               </w:rPr>
-              <w:t>Total AMOC equity at 31-Dec-2024. Limited-review consolidated FS, six months to 31-Dec-2024</w:t>
+              <w:t>Fixed assets at COST at 31-Dec-2025 (note 6), before accumulated depreciation of 1,847,794,418. The gross figure is what a replacement-capex line has to be built on; the net figure is what the terminal return is flattered by. Audited consolidated FS, transition period 1-Jul-2025 to 31-Dec-2025, Crowe unqualified, 18-Feb-2026</w:t>
             </w:r>
           </w:p>
         </w:tc>
@@ -7663,7 +7663,7 @@
                 <w:color w:val="1C3A36"/>
                 <w:sz w:val="15"/>
               </w:rPr>
-              <w:t>assets_jun24</w:t>
+              <w:t>ppe_accdep</w:t>
             </w:r>
           </w:p>
         </w:tc>
@@ -7680,7 +7680,7 @@
                 <w:color w:val="1C3A36"/>
                 <w:sz w:val="15"/>
               </w:rPr>
-              <w:t>8,386,961,675.0</w:t>
+              <w:t>1,847,794,418.0</w:t>
             </w:r>
           </w:p>
         </w:tc>
@@ -7697,7 +7697,7 @@
                 <w:color w:val="1C3A36"/>
                 <w:sz w:val="15"/>
               </w:rPr>
-              <w:t>2024-06-30</w:t>
+              <w:t>2025-12-31</w:t>
             </w:r>
           </w:p>
         </w:tc>
@@ -7714,7 +7714,7 @@
                 <w:color w:val="1C3A36"/>
                 <w:sz w:val="15"/>
               </w:rPr>
-              <w:t>Total assets at 30-Jun-2024 (comparative column). Limited-review consolidated FS, six months to 31-Dec-2024</w:t>
+              <w:t>Accumulated depreciation on fixed assets at 31-Dec-2025 (note 6). The plant is 67.4% written down and 273,466,121 of it is fully depreciated and still in use. Audited consolidated FS, transition period 1-Jul-2025 to 31-Dec-2025, Crowe unqualified, 18-Feb-2026</w:t>
             </w:r>
           </w:p>
         </w:tc>
@@ -7733,7 +7733,7 @@
                 <w:color w:val="1C3A36"/>
                 <w:sz w:val="15"/>
               </w:rPr>
-              <w:t>eq_parent_jun24</w:t>
+              <w:t>puc</w:t>
             </w:r>
           </w:p>
         </w:tc>
@@ -7750,7 +7750,7 @@
                 <w:color w:val="1C3A36"/>
                 <w:sz w:val="15"/>
               </w:rPr>
-              <w:t>4,922,226,388.0</w:t>
+              <w:t>414,641,768.0</w:t>
             </w:r>
           </w:p>
         </w:tc>
@@ -7767,7 +7767,7 @@
                 <w:color w:val="1C3A36"/>
                 <w:sz w:val="15"/>
               </w:rPr>
-              <w:t>2024-06-30</w:t>
+              <w:t>2026-06-30</w:t>
             </w:r>
           </w:p>
         </w:tc>
@@ -7784,7 +7784,7 @@
                 <w:color w:val="1C3A36"/>
                 <w:sz w:val="15"/>
               </w:rPr>
-              <w:t>Total AMOC equity at 30-Jun-2024 (comparative column). Limited-review consolidated FS, six months to 31-Dec-2024</w:t>
+              <w:t>Projects under construction at 30-Jun-2026 (note 7). Reviewed consolidated FS, six months to 30-Jun-2026, limited review</w:t>
             </w:r>
           </w:p>
         </w:tc>
@@ -7803,7 +7803,7 @@
                 <w:color w:val="1C3A36"/>
                 <w:sz w:val="15"/>
               </w:rPr>
-              <w:t>ppe_jun25</w:t>
+              <w:t>inventory</w:t>
             </w:r>
           </w:p>
         </w:tc>
@@ -7820,7 +7820,7 @@
                 <w:color w:val="1C3A36"/>
                 <w:sz w:val="15"/>
               </w:rPr>
-              <w:t>937,851,261.0</w:t>
+              <w:t>3,764,066,490.0</w:t>
             </w:r>
           </w:p>
         </w:tc>
@@ -7837,7 +7837,7 @@
                 <w:color w:val="1C3A36"/>
                 <w:sz w:val="15"/>
               </w:rPr>
-              <w:t>2025-06-30</w:t>
+              <w:t>2026-06-30</w:t>
             </w:r>
           </w:p>
         </w:tc>
@@ -7854,7 +7854,7 @@
                 <w:color w:val="1C3A36"/>
                 <w:sz w:val="15"/>
               </w:rPr>
-              <w:t>Fixed assets net at 30-Jun-2025. Audited consolidated FS, transition period 1-Jul-2025 to 31-Dec-2025, Crowe unqualified, 18-Feb-2026</w:t>
+              <w:t>Inventory net of impairment at 30-Jun-2026 (note 9-A). Reviewed consolidated FS, six months to 30-Jun-2026, limited review</w:t>
             </w:r>
           </w:p>
         </w:tc>
@@ -7873,7 +7873,7 @@
                 <w:color w:val="1C3A36"/>
                 <w:sz w:val="15"/>
               </w:rPr>
-              <w:t>inv_jun25</w:t>
+              <w:t>recv</w:t>
             </w:r>
           </w:p>
         </w:tc>
@@ -7890,7 +7890,7 @@
                 <w:color w:val="1C3A36"/>
                 <w:sz w:val="15"/>
               </w:rPr>
-              <w:t>3,735,009,103.0</w:t>
+              <w:t>2,035,100,729.0</w:t>
             </w:r>
           </w:p>
         </w:tc>
@@ -7907,7 +7907,7 @@
                 <w:color w:val="1C3A36"/>
                 <w:sz w:val="15"/>
               </w:rPr>
-              <w:t>2025-06-30</w:t>
+              <w:t>2026-06-30</w:t>
             </w:r>
           </w:p>
         </w:tc>
@@ -7924,7 +7924,7 @@
                 <w:color w:val="1C3A36"/>
                 <w:sz w:val="15"/>
               </w:rPr>
-              <w:t>Inventory at 30-Jun-2025. Audited consolidated FS, transition period 1-Jul-2025 to 31-Dec-2025, Crowe unqualified, 18-Feb-2026</w:t>
+              <w:t>Accounts receivable net at 30-Jun-2026 (note 9-B). Reviewed consolidated FS, six months to 30-Jun-2026, limited review</w:t>
             </w:r>
           </w:p>
         </w:tc>
@@ -7943,7 +7943,7 @@
                 <w:color w:val="1C3A36"/>
                 <w:sz w:val="15"/>
               </w:rPr>
-              <w:t>recv_jun25</w:t>
+              <w:t>debtors</w:t>
             </w:r>
           </w:p>
         </w:tc>
@@ -7960,7 +7960,7 @@
                 <w:color w:val="1C3A36"/>
                 <w:sz w:val="15"/>
               </w:rPr>
-              <w:t>894,888,039.0</w:t>
+              <w:t>632,115,619.0</w:t>
             </w:r>
           </w:p>
         </w:tc>
@@ -7977,7 +7977,7 @@
                 <w:color w:val="1C3A36"/>
                 <w:sz w:val="15"/>
               </w:rPr>
-              <w:t>2025-06-30</w:t>
+              <w:t>2026-06-30</w:t>
             </w:r>
           </w:p>
         </w:tc>
@@ -7994,7 +7994,7 @@
                 <w:color w:val="1C3A36"/>
                 <w:sz w:val="15"/>
               </w:rPr>
-              <w:t>Accounts receivable at 30-Jun-2025. Audited consolidated FS, transition period 1-Jul-2025 to 31-Dec-2025, Crowe unqualified, 18-Feb-2026</w:t>
+              <w:t>Debtors and other debit balances net at 30-Jun-2026 (notes 9-C, 9-D). Reviewed consolidated FS, six months to 30-Jun-2026, limited review</w:t>
             </w:r>
           </w:p>
         </w:tc>
@@ -8013,7 +8013,7 @@
                 <w:color w:val="1C3A36"/>
                 <w:sz w:val="15"/>
               </w:rPr>
-              <w:t>debtors_jun25</w:t>
+              <w:t>cash</w:t>
             </w:r>
           </w:p>
         </w:tc>
@@ -8030,7 +8030,7 @@
                 <w:color w:val="1C3A36"/>
                 <w:sz w:val="15"/>
               </w:rPr>
-              <w:t>611,842,230.0</w:t>
+              <w:t>3,018,394,920.0</w:t>
             </w:r>
           </w:p>
         </w:tc>
@@ -8047,7 +8047,7 @@
                 <w:color w:val="1C3A36"/>
                 <w:sz w:val="15"/>
               </w:rPr>
-              <w:t>2025-06-30</w:t>
+              <w:t>2026-06-30</w:t>
             </w:r>
           </w:p>
         </w:tc>
@@ -8064,7 +8064,7 @@
                 <w:color w:val="1C3A36"/>
                 <w:sz w:val="15"/>
               </w:rPr>
-              <w:t>Debtors and other debit balances at 30-Jun-2025. Audited consolidated FS, transition period 1-Jul-2025 to 31-Dec-2025, Crowe unqualified, 18-Feb-2026</w:t>
+              <w:t>Cash and cash equivalents at 30-Jun-2026 (note 9-E). UP from 2,463,522,365 six months earlier AFTER paying 861,257,265 of dividends. Reviewed consolidated FS, six months to 30-Jun-2026, limited review</w:t>
             </w:r>
           </w:p>
         </w:tc>
@@ -8083,7 +8083,7 @@
                 <w:color w:val="1C3A36"/>
                 <w:sz w:val="15"/>
               </w:rPr>
-              <w:t>creditors_jun25</w:t>
+              <w:t>fin_inv</w:t>
             </w:r>
           </w:p>
         </w:tc>
@@ -8100,7 +8100,7 @@
                 <w:color w:val="1C3A36"/>
                 <w:sz w:val="15"/>
               </w:rPr>
-              <w:t>3,102,041,816.0</w:t>
+              <w:t>525,170,000.0</w:t>
             </w:r>
           </w:p>
         </w:tc>
@@ -8117,7 +8117,7 @@
                 <w:color w:val="1C3A36"/>
                 <w:sz w:val="15"/>
               </w:rPr>
-              <w:t>2025-06-30</w:t>
+              <w:t>2026-06-30</w:t>
             </w:r>
           </w:p>
         </w:tc>
@@ -8134,7 +8134,7 @@
                 <w:color w:val="1C3A36"/>
                 <w:sz w:val="15"/>
               </w:rPr>
-              <w:t>Creditors and other credit balances at 30-Jun-2025. Audited consolidated FS, transition period 1-Jul-2025 to 31-Dec-2025, Crowe unqualified, 18-Feb-2026</w:t>
+              <w:t>Other financial investments at 30-Jun-2026 — deposits PLEDGED against facilities, not free cash. Reviewed consolidated FS, six months to 30-Jun-2026, limited review</w:t>
             </w:r>
           </w:p>
         </w:tc>
@@ -8153,7 +8153,7 @@
                 <w:color w:val="1C3A36"/>
                 <w:sz w:val="15"/>
               </w:rPr>
-              <w:t>payables_jun25</w:t>
+              <w:t>fvoci</w:t>
             </w:r>
           </w:p>
         </w:tc>
@@ -8170,7 +8170,7 @@
                 <w:color w:val="1C3A36"/>
                 <w:sz w:val="15"/>
               </w:rPr>
-              <w:t>15,486,636.0</w:t>
+              <w:t>69,608,696.0</w:t>
             </w:r>
           </w:p>
         </w:tc>
@@ -8187,7 +8187,7 @@
                 <w:color w:val="1C3A36"/>
                 <w:sz w:val="15"/>
               </w:rPr>
-              <w:t>2025-06-30</w:t>
+              <w:t>2025-12-31</w:t>
             </w:r>
           </w:p>
         </w:tc>
@@ -8204,7 +8204,7 @@
                 <w:color w:val="1C3A36"/>
                 <w:sz w:val="15"/>
               </w:rPr>
-              <w:t>Accounts and notes payable at 30-Jun-2025. Audited consolidated FS, transition period 1-Jul-2025 to 31-Dec-2025, Crowe unqualified, 18-Feb-2026</w:t>
+              <w:t>Financial asset through OCI at 31-Dec-2025 — 104,000 shares, 5.20% of ASCPC, fair value 69,608,696 (note 8-1). Audited consolidated FS, transition period 1-Jul-2025 to 31-Dec-2025, Crowe unqualified, 18-Feb-2026</w:t>
             </w:r>
           </w:p>
         </w:tc>
@@ -8223,7 +8223,7 @@
                 <w:color w:val="1C3A36"/>
                 <w:sz w:val="15"/>
               </w:rPr>
-              <w:t>cash_jun25</w:t>
+              <w:t>assets_snap</w:t>
             </w:r>
           </w:p>
         </w:tc>
@@ -8240,7 +8240,7 @@
                 <w:color w:val="1C3A36"/>
                 <w:sz w:val="15"/>
               </w:rPr>
-              <w:t>3,141,779,939.0</w:t>
+              <w:t>11,405,065,699.0</w:t>
             </w:r>
           </w:p>
         </w:tc>
@@ -8257,7 +8257,7 @@
                 <w:color w:val="1C3A36"/>
                 <w:sz w:val="15"/>
               </w:rPr>
-              <w:t>2025-06-30</w:t>
+              <w:t>2026-06-30</w:t>
             </w:r>
           </w:p>
         </w:tc>
@@ -8274,7 +8274,7 @@
                 <w:color w:val="1C3A36"/>
                 <w:sz w:val="15"/>
               </w:rPr>
-              <w:t>Cash at banks and on hand at 30-Jun-2025. Audited consolidated FS, transition period 1-Jul-2025 to 31-Dec-2025, Crowe unqualified, 18-Feb-2026</w:t>
+              <w:t>Total assets at 30-Jun-2026. Reviewed consolidated FS, six months to 30-Jun-2026, limited review</w:t>
             </w:r>
           </w:p>
         </w:tc>
@@ -8293,7 +8293,7 @@
                 <w:color w:val="1C3A36"/>
                 <w:sz w:val="15"/>
               </w:rPr>
-              <w:t>cash_mar26</w:t>
+              <w:t>liab_snap</w:t>
             </w:r>
           </w:p>
         </w:tc>
@@ -8310,7 +8310,7 @@
                 <w:color w:val="1C3A36"/>
                 <w:sz w:val="15"/>
               </w:rPr>
-              <w:t>2,204,898,542.0</w:t>
+              <w:t>5,261,891,473.0</w:t>
             </w:r>
           </w:p>
         </w:tc>
@@ -8327,7 +8327,7 @@
                 <w:color w:val="1C3A36"/>
                 <w:sz w:val="15"/>
               </w:rPr>
-              <w:t>2026-03-31</w:t>
+              <w:t>2026-06-30</w:t>
             </w:r>
           </w:p>
         </w:tc>
@@ -8344,7 +8344,7 @@
                 <w:color w:val="1C3A36"/>
                 <w:sz w:val="15"/>
               </w:rPr>
-              <w:t>Cash and cash equivalents at 31-Mar-2026. Reviewed consolidated FS, three months to 31-Mar-2026</w:t>
+              <w:t>Total liabilities at 30-Jun-2026. Reviewed consolidated FS, six months to 30-Jun-2026, limited review</w:t>
             </w:r>
           </w:p>
         </w:tc>
@@ -8363,7 +8363,7 @@
                 <w:color w:val="1C3A36"/>
                 <w:sz w:val="15"/>
               </w:rPr>
-              <w:t>eq_parent_mar26</w:t>
+              <w:t>eq_parent</w:t>
             </w:r>
           </w:p>
         </w:tc>
@@ -8380,7 +8380,7 @@
                 <w:color w:val="1C3A36"/>
                 <w:sz w:val="15"/>
               </w:rPr>
-              <w:t>4,800,890,542.0</w:t>
+              <w:t>6,070,338,949.0</w:t>
             </w:r>
           </w:p>
         </w:tc>
@@ -8397,7 +8397,7 @@
                 <w:color w:val="1C3A36"/>
                 <w:sz w:val="15"/>
               </w:rPr>
-              <w:t>2026-03-31</w:t>
+              <w:t>2026-06-30</w:t>
             </w:r>
           </w:p>
         </w:tc>
@@ -8414,7 +8414,7 @@
                 <w:color w:val="1C3A36"/>
                 <w:sz w:val="15"/>
               </w:rPr>
-              <w:t>Total parent equity at 31-Mar-2026. Reviewed consolidated FS, three months to 31-Mar-2026</w:t>
+              <w:t>Total AMOC (parent) equity at 30-Jun-2026 — EGP 4.70 a share, against 4,790,695,948 six months earlier. Reviewed consolidated FS, six months to 30-Jun-2026, limited review</w:t>
             </w:r>
           </w:p>
         </w:tc>
@@ -8433,7 +8433,7 @@
                 <w:color w:val="1C3A36"/>
                 <w:sz w:val="15"/>
               </w:rPr>
-              <w:t>dep_h2_25</w:t>
+              <w:t>eq_nci</w:t>
             </w:r>
           </w:p>
         </w:tc>
@@ -8450,7 +8450,7 @@
                 <w:color w:val="1C3A36"/>
                 <w:sz w:val="15"/>
               </w:rPr>
-              <w:t>70,125,269.0</w:t>
+              <w:t>72,835,277.0</w:t>
             </w:r>
           </w:p>
         </w:tc>
@@ -8467,7 +8467,7 @@
                 <w:color w:val="1C3A36"/>
                 <w:sz w:val="15"/>
               </w:rPr>
-              <w:t>2025-12-31</w:t>
+              <w:t>2026-06-30</w:t>
             </w:r>
           </w:p>
         </w:tc>
@@ -8484,7 +8484,7 @@
                 <w:color w:val="1C3A36"/>
                 <w:sz w:val="15"/>
               </w:rPr>
-              <w:t>Fixed-asset depreciation and right-of-use amortisation charged in the six months to 31-Dec-2025, per the cash-flow statement. The previous edition modelled depreciation at 1.1% of revenue, about 440mn a year against an actual near 150mn. Audited consolidated FS, transition period 1-Jul-2025 to 31-Dec-2025, Crowe unqualified, 18-Feb-2026</w:t>
+              <w:t>Non-controlling interest carrying amount at 30-Jun-2026. Reviewed consolidated FS, six months to 30-Jun-2026, limited review</w:t>
             </w:r>
           </w:p>
         </w:tc>
@@ -8503,7 +8503,7 @@
                 <w:color w:val="1C3A36"/>
                 <w:sz w:val="15"/>
               </w:rPr>
-              <w:t>dep_q1_26</w:t>
+              <w:t>debt_lt</w:t>
             </w:r>
           </w:p>
         </w:tc>
@@ -8520,7 +8520,7 @@
                 <w:color w:val="1C3A36"/>
                 <w:sz w:val="15"/>
               </w:rPr>
-              <w:t>40,597,611.0</w:t>
+              <w:t>12,137,451.0</w:t>
             </w:r>
           </w:p>
         </w:tc>
@@ -8537,7 +8537,7 @@
                 <w:color w:val="1C3A36"/>
                 <w:sz w:val="15"/>
               </w:rPr>
-              <w:t>2026-03-31</w:t>
+              <w:t>2026-06-30</w:t>
             </w:r>
           </w:p>
         </w:tc>
@@ -8554,7 +8554,7 @@
                 <w:color w:val="1C3A36"/>
                 <w:sz w:val="15"/>
               </w:rPr>
-              <w:t>Fixed-asset depreciation and right-of-use amortisation, Q1-2026. Reviewed consolidated FS, three months to 31-Mar-2026</w:t>
+              <w:t>Long-term loans at 30-Jun-2026 (note 20). Reviewed consolidated FS, six months to 30-Jun-2026, limited review</w:t>
             </w:r>
           </w:p>
         </w:tc>
@@ -8573,7 +8573,7 @@
                 <w:color w:val="1C3A36"/>
                 <w:sz w:val="15"/>
               </w:rPr>
-              <w:t>capex_h2_25</w:t>
+              <w:t>debt_st</w:t>
             </w:r>
           </w:p>
         </w:tc>
@@ -8590,7 +8590,7 @@
                 <w:color w:val="1C3A36"/>
                 <w:sz w:val="15"/>
               </w:rPr>
-              <w:t>30,357,299.0</w:t>
+              <w:t>4,715,153.0</w:t>
             </w:r>
           </w:p>
         </w:tc>
@@ -8607,7 +8607,7 @@
                 <w:color w:val="1C3A36"/>
                 <w:sz w:val="15"/>
               </w:rPr>
-              <w:t>2025-12-31</w:t>
+              <w:t>2026-06-30</w:t>
             </w:r>
           </w:p>
         </w:tc>
@@ -8624,7 +8624,7 @@
                 <w:color w:val="1C3A36"/>
                 <w:sz w:val="15"/>
               </w:rPr>
-              <w:t>CASH PAID for projects under construction and fixed assets in the six months to 31-Dec-2025. The previous edition modelled capital expenditure at 1.45% of revenue — about 649mn in the first forecast year — against an actual of roughly a tenth of that. Audited consolidated FS, transition period 1-Jul-2025 to 31-Dec-2025, Crowe unqualified, 18-Feb-2026</w:t>
+              <w:t>Short-term loans and facilities at 30-Jun-2026 (note 20). Reviewed consolidated FS, six months to 30-Jun-2026, limited review</w:t>
             </w:r>
           </w:p>
         </w:tc>
@@ -8643,7 +8643,7 @@
                 <w:color w:val="1C3A36"/>
                 <w:sz w:val="15"/>
               </w:rPr>
-              <w:t>capex_q1_26</w:t>
+              <w:t>leases</w:t>
             </w:r>
           </w:p>
         </w:tc>
@@ -8660,7 +8660,7 @@
                 <w:color w:val="1C3A36"/>
                 <w:sz w:val="15"/>
               </w:rPr>
-              <w:t>64,984,482.0</w:t>
+              <w:t>2,324,893.0</w:t>
             </w:r>
           </w:p>
         </w:tc>
@@ -8677,7 +8677,7 @@
                 <w:color w:val="1C3A36"/>
                 <w:sz w:val="15"/>
               </w:rPr>
-              <w:t>2026-03-31</w:t>
+              <w:t>2026-06-30</w:t>
             </w:r>
           </w:p>
         </w:tc>
@@ -8694,7 +8694,7 @@
                 <w:color w:val="1C3A36"/>
                 <w:sz w:val="15"/>
               </w:rPr>
-              <w:t>Cash paid for projects under construction and fixed assets, Q1-2026. Reviewed consolidated FS, three months to 31-Mar-2026</w:t>
+              <w:t>Total lease liabilities at 30-Jun-2026 (note 8-2): 463,553 long term plus 1,861,340 short term. Reviewed consolidated FS, six months to 30-Jun-2026, limited review</w:t>
             </w:r>
           </w:p>
         </w:tc>
@@ -8713,7 +8713,7 @@
                 <w:color w:val="1C3A36"/>
                 <w:sz w:val="15"/>
               </w:rPr>
-              <w:t>div_h2_25</w:t>
+              <w:t>payables</w:t>
             </w:r>
           </w:p>
         </w:tc>
@@ -8730,7 +8730,7 @@
                 <w:color w:val="1C3A36"/>
                 <w:sz w:val="15"/>
               </w:rPr>
-              <w:t>736,577,469.0</w:t>
+              <w:t>14,015,841.0</w:t>
             </w:r>
           </w:p>
         </w:tc>
@@ -8747,7 +8747,7 @@
                 <w:color w:val="1C3A36"/>
                 <w:sz w:val="15"/>
               </w:rPr>
-              <w:t>2025-12-31</w:t>
+              <w:t>2026-06-30</w:t>
             </w:r>
           </w:p>
         </w:tc>
@@ -8764,7 +8764,7 @@
                 <w:color w:val="1C3A36"/>
                 <w:sz w:val="15"/>
               </w:rPr>
-              <w:t>Cash dividends PAID in the six months to 31-Dec-2025. Audited consolidated FS, transition period 1-Jul-2025 to 31-Dec-2025, Crowe unqualified, 18-Feb-2026</w:t>
+              <w:t>Accounts and notes payable at 30-Jun-2026 (note 10-3). Reviewed consolidated FS, six months to 30-Jun-2026, limited review</w:t>
             </w:r>
           </w:p>
         </w:tc>
@@ -8783,7 +8783,7 @@
                 <w:color w:val="1C3A36"/>
                 <w:sz w:val="15"/>
               </w:rPr>
-              <w:t>div_q1_26</w:t>
+              <w:t>creditors</w:t>
             </w:r>
           </w:p>
         </w:tc>
@@ -8800,7 +8800,7 @@
                 <w:color w:val="1C3A36"/>
                 <w:sz w:val="15"/>
               </w:rPr>
-              <w:t>602,957,265.0</w:t>
+              <w:t>3,286,150,065.0</w:t>
             </w:r>
           </w:p>
         </w:tc>
@@ -8817,7 +8817,7 @@
                 <w:color w:val="1C3A36"/>
                 <w:sz w:val="15"/>
               </w:rPr>
-              <w:t>2026-03-31</w:t>
+              <w:t>2026-06-30</w:t>
             </w:r>
           </w:p>
         </w:tc>
@@ -8834,7 +8834,7 @@
                 <w:color w:val="1C3A36"/>
                 <w:sz w:val="15"/>
               </w:rPr>
-              <w:t>Cash dividends paid in Q1-2026. Reviewed consolidated FS, three months to 31-Mar-2026</w:t>
+              <w:t>Creditors and other credit balances at 30-Jun-2026 (note 11). Reviewed consolidated FS, six months to 30-Jun-2026, limited review</w:t>
             </w:r>
           </w:p>
         </w:tc>
@@ -8853,7 +8853,7 @@
                 <w:color w:val="1C3A36"/>
                 <w:sz w:val="15"/>
               </w:rPr>
-              <w:t>credint_h2_25</w:t>
+              <w:t>provisions</w:t>
             </w:r>
           </w:p>
         </w:tc>
@@ -8870,7 +8870,7 @@
                 <w:color w:val="1C3A36"/>
                 <w:sz w:val="15"/>
               </w:rPr>
-              <w:t>173,216,413.0</w:t>
+              <w:t>996,857,074.0</w:t>
             </w:r>
           </w:p>
         </w:tc>
@@ -8887,7 +8887,7 @@
                 <w:color w:val="1C3A36"/>
                 <w:sz w:val="15"/>
               </w:rPr>
-              <w:t>2025-12-31</w:t>
+              <w:t>2026-06-30</w:t>
             </w:r>
           </w:p>
         </w:tc>
@@ -8904,7 +8904,7 @@
                 <w:color w:val="1C3A36"/>
                 <w:sz w:val="15"/>
               </w:rPr>
-              <w:t>Credit interest earned in the six months to 31-Dec-2025, per note 14-B and the cash-flow statement. Audited consolidated FS, transition period 1-Jul-2025 to 31-Dec-2025, Crowe unqualified, 18-Feb-2026</w:t>
+              <w:t>Provisions at 30-Jun-2026 (note 10-1) — a recognised liability, carried in full in the bridge. Reviewed consolidated FS, six months to 30-Jun-2026, limited review</w:t>
             </w:r>
           </w:p>
         </w:tc>
@@ -8923,7 +8923,7 @@
                 <w:color w:val="1C3A36"/>
                 <w:sz w:val="15"/>
               </w:rPr>
-              <w:t>credint_q1_26</w:t>
+              <w:t>dtax_liab</w:t>
             </w:r>
           </w:p>
         </w:tc>
@@ -8940,7 +8940,7 @@
                 <w:color w:val="1C3A36"/>
                 <w:sz w:val="15"/>
               </w:rPr>
-              <w:t>64,104,178.0</w:t>
+              <w:t>95,721,735.0</w:t>
             </w:r>
           </w:p>
         </w:tc>
@@ -8957,7 +8957,7 @@
                 <w:color w:val="1C3A36"/>
                 <w:sz w:val="15"/>
               </w:rPr>
-              <w:t>2026-03-31</w:t>
+              <w:t>2026-06-30</w:t>
             </w:r>
           </w:p>
         </w:tc>
@@ -8974,7 +8974,7 @@
                 <w:color w:val="1C3A36"/>
                 <w:sz w:val="15"/>
               </w:rPr>
-              <w:t>Credit interest earned in Q1-2026. Reviewed consolidated FS, three months to 31-Mar-2026</w:t>
+              <w:t>Deferred tax liability at 30-Jun-2026 (note 13-A). Reviewed consolidated FS, six months to 30-Jun-2026, limited review</w:t>
             </w:r>
           </w:p>
         </w:tc>
@@ -8993,6 +8993,1686 @@
                 <w:color w:val="1C3A36"/>
                 <w:sz w:val="15"/>
               </w:rPr>
+              <w:t>tax_due</w:t>
+            </w:r>
+          </w:p>
+        </w:tc>
+        <w:tc>
+          <w:tcPr>
+            <w:tcW w:type="dxa" w:w="2232"/>
+          </w:tcPr>
+          <w:p>
+            <w:pPr>
+              <w:spacing w:after="20"/>
+            </w:pPr>
+            <w:r>
+              <w:rPr>
+                <w:color w:val="1C3A36"/>
+                <w:sz w:val="15"/>
+              </w:rPr>
+              <w:t>591,669,261.0</w:t>
+            </w:r>
+          </w:p>
+        </w:tc>
+        <w:tc>
+          <w:tcPr>
+            <w:tcW w:type="dxa" w:w="1368"/>
+          </w:tcPr>
+          <w:p>
+            <w:pPr>
+              <w:spacing w:after="20"/>
+            </w:pPr>
+            <w:r>
+              <w:rPr>
+                <w:color w:val="1C3A36"/>
+                <w:sz w:val="15"/>
+              </w:rPr>
+              <w:t>2026-06-30</w:t>
+            </w:r>
+          </w:p>
+        </w:tc>
+        <w:tc>
+          <w:tcPr>
+            <w:tcW w:type="dxa" w:w="3845"/>
+          </w:tcPr>
+          <w:p>
+            <w:pPr>
+              <w:spacing w:after="20"/>
+            </w:pPr>
+            <w:r>
+              <w:rPr>
+                <w:color w:val="1C3A36"/>
+                <w:sz w:val="15"/>
+              </w:rPr>
+              <w:t>Current income tax due at 30-Jun-2026 (note 10-2). Reviewed consolidated FS, six months to 30-Jun-2026, limited review</w:t>
+            </w:r>
+          </w:p>
+        </w:tc>
+      </w:tr>
+      <w:tr>
+        <w:tc>
+          <w:tcPr>
+            <w:tcW w:type="dxa" w:w="2736"/>
+          </w:tcPr>
+          <w:p>
+            <w:pPr>
+              <w:spacing w:after="20"/>
+            </w:pPr>
+            <w:r>
+              <w:rPr>
+                <w:color w:val="1C3A36"/>
+                <w:sz w:val="15"/>
+              </w:rPr>
+              <w:t>assets_jun25</w:t>
+            </w:r>
+          </w:p>
+        </w:tc>
+        <w:tc>
+          <w:tcPr>
+            <w:tcW w:type="dxa" w:w="2232"/>
+          </w:tcPr>
+          <w:p>
+            <w:pPr>
+              <w:spacing w:after="20"/>
+            </w:pPr>
+            <w:r>
+              <w:rPr>
+                <w:color w:val="1C3A36"/>
+                <w:sz w:val="15"/>
+              </w:rPr>
+              <w:t>10,327,865,642.0</w:t>
+            </w:r>
+          </w:p>
+        </w:tc>
+        <w:tc>
+          <w:tcPr>
+            <w:tcW w:type="dxa" w:w="1368"/>
+          </w:tcPr>
+          <w:p>
+            <w:pPr>
+              <w:spacing w:after="20"/>
+            </w:pPr>
+            <w:r>
+              <w:rPr>
+                <w:color w:val="1C3A36"/>
+                <w:sz w:val="15"/>
+              </w:rPr>
+              <w:t>2025-06-30</w:t>
+            </w:r>
+          </w:p>
+        </w:tc>
+        <w:tc>
+          <w:tcPr>
+            <w:tcW w:type="dxa" w:w="3845"/>
+          </w:tcPr>
+          <w:p>
+            <w:pPr>
+              <w:spacing w:after="20"/>
+            </w:pPr>
+            <w:r>
+              <w:rPr>
+                <w:color w:val="1C3A36"/>
+                <w:sz w:val="15"/>
+              </w:rPr>
+              <w:t>Total assets at 30-Jun-2025 (comparative column). Audited consolidated FS, transition period 1-Jul-2025 to 31-Dec-2025, Crowe unqualified, 18-Feb-2026</w:t>
+            </w:r>
+          </w:p>
+        </w:tc>
+      </w:tr>
+      <w:tr>
+        <w:tc>
+          <w:tcPr>
+            <w:tcW w:type="dxa" w:w="2736"/>
+          </w:tcPr>
+          <w:p>
+            <w:pPr>
+              <w:spacing w:after="20"/>
+            </w:pPr>
+            <w:r>
+              <w:rPr>
+                <w:color w:val="1C3A36"/>
+                <w:sz w:val="15"/>
+              </w:rPr>
+              <w:t>eq_parent_jun25</w:t>
+            </w:r>
+          </w:p>
+        </w:tc>
+        <w:tc>
+          <w:tcPr>
+            <w:tcW w:type="dxa" w:w="2232"/>
+          </w:tcPr>
+          <w:p>
+            <w:pPr>
+              <w:spacing w:after="20"/>
+            </w:pPr>
+            <w:r>
+              <w:rPr>
+                <w:color w:val="1C3A36"/>
+                <w:sz w:val="15"/>
+              </w:rPr>
+              <w:t>5,353,528,855.0</w:t>
+            </w:r>
+          </w:p>
+        </w:tc>
+        <w:tc>
+          <w:tcPr>
+            <w:tcW w:type="dxa" w:w="1368"/>
+          </w:tcPr>
+          <w:p>
+            <w:pPr>
+              <w:spacing w:after="20"/>
+            </w:pPr>
+            <w:r>
+              <w:rPr>
+                <w:color w:val="1C3A36"/>
+                <w:sz w:val="15"/>
+              </w:rPr>
+              <w:t>2025-06-30</w:t>
+            </w:r>
+          </w:p>
+        </w:tc>
+        <w:tc>
+          <w:tcPr>
+            <w:tcW w:type="dxa" w:w="3845"/>
+          </w:tcPr>
+          <w:p>
+            <w:pPr>
+              <w:spacing w:after="20"/>
+            </w:pPr>
+            <w:r>
+              <w:rPr>
+                <w:color w:val="1C3A36"/>
+                <w:sz w:val="15"/>
+              </w:rPr>
+              <w:t>Total AMOC equity at 30-Jun-2025 (comparative column). Audited consolidated FS, transition period 1-Jul-2025 to 31-Dec-2025, Crowe unqualified, 18-Feb-2026</w:t>
+            </w:r>
+          </w:p>
+        </w:tc>
+      </w:tr>
+      <w:tr>
+        <w:tc>
+          <w:tcPr>
+            <w:tcW w:type="dxa" w:w="2736"/>
+          </w:tcPr>
+          <w:p>
+            <w:pPr>
+              <w:spacing w:after="20"/>
+            </w:pPr>
+            <w:r>
+              <w:rPr>
+                <w:color w:val="1C3A36"/>
+                <w:sz w:val="15"/>
+              </w:rPr>
+              <w:t>assets_dec24</w:t>
+            </w:r>
+          </w:p>
+        </w:tc>
+        <w:tc>
+          <w:tcPr>
+            <w:tcW w:type="dxa" w:w="2232"/>
+          </w:tcPr>
+          <w:p>
+            <w:pPr>
+              <w:spacing w:after="20"/>
+            </w:pPr>
+            <w:r>
+              <w:rPr>
+                <w:color w:val="1C3A36"/>
+                <w:sz w:val="15"/>
+              </w:rPr>
+              <w:t>7,747,725,648.0</w:t>
+            </w:r>
+          </w:p>
+        </w:tc>
+        <w:tc>
+          <w:tcPr>
+            <w:tcW w:type="dxa" w:w="1368"/>
+          </w:tcPr>
+          <w:p>
+            <w:pPr>
+              <w:spacing w:after="20"/>
+            </w:pPr>
+            <w:r>
+              <w:rPr>
+                <w:color w:val="1C3A36"/>
+                <w:sz w:val="15"/>
+              </w:rPr>
+              <w:t>2024-12-31</w:t>
+            </w:r>
+          </w:p>
+        </w:tc>
+        <w:tc>
+          <w:tcPr>
+            <w:tcW w:type="dxa" w:w="3845"/>
+          </w:tcPr>
+          <w:p>
+            <w:pPr>
+              <w:spacing w:after="20"/>
+            </w:pPr>
+            <w:r>
+              <w:rPr>
+                <w:color w:val="1C3A36"/>
+                <w:sz w:val="15"/>
+              </w:rPr>
+              <w:t>Total assets at 31-Dec-2024. Limited-review consolidated FS, six months to 31-Dec-2024</w:t>
+            </w:r>
+          </w:p>
+        </w:tc>
+      </w:tr>
+      <w:tr>
+        <w:tc>
+          <w:tcPr>
+            <w:tcW w:type="dxa" w:w="2736"/>
+          </w:tcPr>
+          <w:p>
+            <w:pPr>
+              <w:spacing w:after="20"/>
+            </w:pPr>
+            <w:r>
+              <w:rPr>
+                <w:color w:val="1C3A36"/>
+                <w:sz w:val="15"/>
+              </w:rPr>
+              <w:t>eq_parent_dec24</w:t>
+            </w:r>
+          </w:p>
+        </w:tc>
+        <w:tc>
+          <w:tcPr>
+            <w:tcW w:type="dxa" w:w="2232"/>
+          </w:tcPr>
+          <w:p>
+            <w:pPr>
+              <w:spacing w:after="20"/>
+            </w:pPr>
+            <w:r>
+              <w:rPr>
+                <w:color w:val="1C3A36"/>
+                <w:sz w:val="15"/>
+              </w:rPr>
+              <w:t>4,430,087,458.0</w:t>
+            </w:r>
+          </w:p>
+        </w:tc>
+        <w:tc>
+          <w:tcPr>
+            <w:tcW w:type="dxa" w:w="1368"/>
+          </w:tcPr>
+          <w:p>
+            <w:pPr>
+              <w:spacing w:after="20"/>
+            </w:pPr>
+            <w:r>
+              <w:rPr>
+                <w:color w:val="1C3A36"/>
+                <w:sz w:val="15"/>
+              </w:rPr>
+              <w:t>2024-12-31</w:t>
+            </w:r>
+          </w:p>
+        </w:tc>
+        <w:tc>
+          <w:tcPr>
+            <w:tcW w:type="dxa" w:w="3845"/>
+          </w:tcPr>
+          <w:p>
+            <w:pPr>
+              <w:spacing w:after="20"/>
+            </w:pPr>
+            <w:r>
+              <w:rPr>
+                <w:color w:val="1C3A36"/>
+                <w:sz w:val="15"/>
+              </w:rPr>
+              <w:t>Total AMOC equity at 31-Dec-2024. Limited-review consolidated FS, six months to 31-Dec-2024</w:t>
+            </w:r>
+          </w:p>
+        </w:tc>
+      </w:tr>
+      <w:tr>
+        <w:tc>
+          <w:tcPr>
+            <w:tcW w:type="dxa" w:w="2736"/>
+          </w:tcPr>
+          <w:p>
+            <w:pPr>
+              <w:spacing w:after="20"/>
+            </w:pPr>
+            <w:r>
+              <w:rPr>
+                <w:color w:val="1C3A36"/>
+                <w:sz w:val="15"/>
+              </w:rPr>
+              <w:t>assets_jun24</w:t>
+            </w:r>
+          </w:p>
+        </w:tc>
+        <w:tc>
+          <w:tcPr>
+            <w:tcW w:type="dxa" w:w="2232"/>
+          </w:tcPr>
+          <w:p>
+            <w:pPr>
+              <w:spacing w:after="20"/>
+            </w:pPr>
+            <w:r>
+              <w:rPr>
+                <w:color w:val="1C3A36"/>
+                <w:sz w:val="15"/>
+              </w:rPr>
+              <w:t>8,386,961,675.0</w:t>
+            </w:r>
+          </w:p>
+        </w:tc>
+        <w:tc>
+          <w:tcPr>
+            <w:tcW w:type="dxa" w:w="1368"/>
+          </w:tcPr>
+          <w:p>
+            <w:pPr>
+              <w:spacing w:after="20"/>
+            </w:pPr>
+            <w:r>
+              <w:rPr>
+                <w:color w:val="1C3A36"/>
+                <w:sz w:val="15"/>
+              </w:rPr>
+              <w:t>2024-06-30</w:t>
+            </w:r>
+          </w:p>
+        </w:tc>
+        <w:tc>
+          <w:tcPr>
+            <w:tcW w:type="dxa" w:w="3845"/>
+          </w:tcPr>
+          <w:p>
+            <w:pPr>
+              <w:spacing w:after="20"/>
+            </w:pPr>
+            <w:r>
+              <w:rPr>
+                <w:color w:val="1C3A36"/>
+                <w:sz w:val="15"/>
+              </w:rPr>
+              <w:t>Total assets at 30-Jun-2024 (comparative column). Limited-review consolidated FS, six months to 31-Dec-2024</w:t>
+            </w:r>
+          </w:p>
+        </w:tc>
+      </w:tr>
+      <w:tr>
+        <w:tc>
+          <w:tcPr>
+            <w:tcW w:type="dxa" w:w="2736"/>
+          </w:tcPr>
+          <w:p>
+            <w:pPr>
+              <w:spacing w:after="20"/>
+            </w:pPr>
+            <w:r>
+              <w:rPr>
+                <w:color w:val="1C3A36"/>
+                <w:sz w:val="15"/>
+              </w:rPr>
+              <w:t>eq_parent_jun24</w:t>
+            </w:r>
+          </w:p>
+        </w:tc>
+        <w:tc>
+          <w:tcPr>
+            <w:tcW w:type="dxa" w:w="2232"/>
+          </w:tcPr>
+          <w:p>
+            <w:pPr>
+              <w:spacing w:after="20"/>
+            </w:pPr>
+            <w:r>
+              <w:rPr>
+                <w:color w:val="1C3A36"/>
+                <w:sz w:val="15"/>
+              </w:rPr>
+              <w:t>4,922,226,388.0</w:t>
+            </w:r>
+          </w:p>
+        </w:tc>
+        <w:tc>
+          <w:tcPr>
+            <w:tcW w:type="dxa" w:w="1368"/>
+          </w:tcPr>
+          <w:p>
+            <w:pPr>
+              <w:spacing w:after="20"/>
+            </w:pPr>
+            <w:r>
+              <w:rPr>
+                <w:color w:val="1C3A36"/>
+                <w:sz w:val="15"/>
+              </w:rPr>
+              <w:t>2024-06-30</w:t>
+            </w:r>
+          </w:p>
+        </w:tc>
+        <w:tc>
+          <w:tcPr>
+            <w:tcW w:type="dxa" w:w="3845"/>
+          </w:tcPr>
+          <w:p>
+            <w:pPr>
+              <w:spacing w:after="20"/>
+            </w:pPr>
+            <w:r>
+              <w:rPr>
+                <w:color w:val="1C3A36"/>
+                <w:sz w:val="15"/>
+              </w:rPr>
+              <w:t>Total AMOC equity at 30-Jun-2024 (comparative column). Limited-review consolidated FS, six months to 31-Dec-2024</w:t>
+            </w:r>
+          </w:p>
+        </w:tc>
+      </w:tr>
+      <w:tr>
+        <w:tc>
+          <w:tcPr>
+            <w:tcW w:type="dxa" w:w="2736"/>
+          </w:tcPr>
+          <w:p>
+            <w:pPr>
+              <w:spacing w:after="20"/>
+            </w:pPr>
+            <w:r>
+              <w:rPr>
+                <w:color w:val="1C3A36"/>
+                <w:sz w:val="15"/>
+              </w:rPr>
+              <w:t>ppe_jun25</w:t>
+            </w:r>
+          </w:p>
+        </w:tc>
+        <w:tc>
+          <w:tcPr>
+            <w:tcW w:type="dxa" w:w="2232"/>
+          </w:tcPr>
+          <w:p>
+            <w:pPr>
+              <w:spacing w:after="20"/>
+            </w:pPr>
+            <w:r>
+              <w:rPr>
+                <w:color w:val="1C3A36"/>
+                <w:sz w:val="15"/>
+              </w:rPr>
+              <w:t>937,851,261.0</w:t>
+            </w:r>
+          </w:p>
+        </w:tc>
+        <w:tc>
+          <w:tcPr>
+            <w:tcW w:type="dxa" w:w="1368"/>
+          </w:tcPr>
+          <w:p>
+            <w:pPr>
+              <w:spacing w:after="20"/>
+            </w:pPr>
+            <w:r>
+              <w:rPr>
+                <w:color w:val="1C3A36"/>
+                <w:sz w:val="15"/>
+              </w:rPr>
+              <w:t>2025-06-30</w:t>
+            </w:r>
+          </w:p>
+        </w:tc>
+        <w:tc>
+          <w:tcPr>
+            <w:tcW w:type="dxa" w:w="3845"/>
+          </w:tcPr>
+          <w:p>
+            <w:pPr>
+              <w:spacing w:after="20"/>
+            </w:pPr>
+            <w:r>
+              <w:rPr>
+                <w:color w:val="1C3A36"/>
+                <w:sz w:val="15"/>
+              </w:rPr>
+              <w:t>Fixed assets net at 30-Jun-2025. Audited consolidated FS, transition period 1-Jul-2025 to 31-Dec-2025, Crowe unqualified, 18-Feb-2026</w:t>
+            </w:r>
+          </w:p>
+        </w:tc>
+      </w:tr>
+      <w:tr>
+        <w:tc>
+          <w:tcPr>
+            <w:tcW w:type="dxa" w:w="2736"/>
+          </w:tcPr>
+          <w:p>
+            <w:pPr>
+              <w:spacing w:after="20"/>
+            </w:pPr>
+            <w:r>
+              <w:rPr>
+                <w:color w:val="1C3A36"/>
+                <w:sz w:val="15"/>
+              </w:rPr>
+              <w:t>inv_jun25</w:t>
+            </w:r>
+          </w:p>
+        </w:tc>
+        <w:tc>
+          <w:tcPr>
+            <w:tcW w:type="dxa" w:w="2232"/>
+          </w:tcPr>
+          <w:p>
+            <w:pPr>
+              <w:spacing w:after="20"/>
+            </w:pPr>
+            <w:r>
+              <w:rPr>
+                <w:color w:val="1C3A36"/>
+                <w:sz w:val="15"/>
+              </w:rPr>
+              <w:t>3,735,009,103.0</w:t>
+            </w:r>
+          </w:p>
+        </w:tc>
+        <w:tc>
+          <w:tcPr>
+            <w:tcW w:type="dxa" w:w="1368"/>
+          </w:tcPr>
+          <w:p>
+            <w:pPr>
+              <w:spacing w:after="20"/>
+            </w:pPr>
+            <w:r>
+              <w:rPr>
+                <w:color w:val="1C3A36"/>
+                <w:sz w:val="15"/>
+              </w:rPr>
+              <w:t>2025-06-30</w:t>
+            </w:r>
+          </w:p>
+        </w:tc>
+        <w:tc>
+          <w:tcPr>
+            <w:tcW w:type="dxa" w:w="3845"/>
+          </w:tcPr>
+          <w:p>
+            <w:pPr>
+              <w:spacing w:after="20"/>
+            </w:pPr>
+            <w:r>
+              <w:rPr>
+                <w:color w:val="1C3A36"/>
+                <w:sz w:val="15"/>
+              </w:rPr>
+              <w:t>Inventory at 30-Jun-2025. Audited consolidated FS, transition period 1-Jul-2025 to 31-Dec-2025, Crowe unqualified, 18-Feb-2026</w:t>
+            </w:r>
+          </w:p>
+        </w:tc>
+      </w:tr>
+      <w:tr>
+        <w:tc>
+          <w:tcPr>
+            <w:tcW w:type="dxa" w:w="2736"/>
+          </w:tcPr>
+          <w:p>
+            <w:pPr>
+              <w:spacing w:after="20"/>
+            </w:pPr>
+            <w:r>
+              <w:rPr>
+                <w:color w:val="1C3A36"/>
+                <w:sz w:val="15"/>
+              </w:rPr>
+              <w:t>recv_jun25</w:t>
+            </w:r>
+          </w:p>
+        </w:tc>
+        <w:tc>
+          <w:tcPr>
+            <w:tcW w:type="dxa" w:w="2232"/>
+          </w:tcPr>
+          <w:p>
+            <w:pPr>
+              <w:spacing w:after="20"/>
+            </w:pPr>
+            <w:r>
+              <w:rPr>
+                <w:color w:val="1C3A36"/>
+                <w:sz w:val="15"/>
+              </w:rPr>
+              <w:t>894,888,039.0</w:t>
+            </w:r>
+          </w:p>
+        </w:tc>
+        <w:tc>
+          <w:tcPr>
+            <w:tcW w:type="dxa" w:w="1368"/>
+          </w:tcPr>
+          <w:p>
+            <w:pPr>
+              <w:spacing w:after="20"/>
+            </w:pPr>
+            <w:r>
+              <w:rPr>
+                <w:color w:val="1C3A36"/>
+                <w:sz w:val="15"/>
+              </w:rPr>
+              <w:t>2025-06-30</w:t>
+            </w:r>
+          </w:p>
+        </w:tc>
+        <w:tc>
+          <w:tcPr>
+            <w:tcW w:type="dxa" w:w="3845"/>
+          </w:tcPr>
+          <w:p>
+            <w:pPr>
+              <w:spacing w:after="20"/>
+            </w:pPr>
+            <w:r>
+              <w:rPr>
+                <w:color w:val="1C3A36"/>
+                <w:sz w:val="15"/>
+              </w:rPr>
+              <w:t>Accounts receivable at 30-Jun-2025. Audited consolidated FS, transition period 1-Jul-2025 to 31-Dec-2025, Crowe unqualified, 18-Feb-2026</w:t>
+            </w:r>
+          </w:p>
+        </w:tc>
+      </w:tr>
+      <w:tr>
+        <w:tc>
+          <w:tcPr>
+            <w:tcW w:type="dxa" w:w="2736"/>
+          </w:tcPr>
+          <w:p>
+            <w:pPr>
+              <w:spacing w:after="20"/>
+            </w:pPr>
+            <w:r>
+              <w:rPr>
+                <w:color w:val="1C3A36"/>
+                <w:sz w:val="15"/>
+              </w:rPr>
+              <w:t>debtors_jun25</w:t>
+            </w:r>
+          </w:p>
+        </w:tc>
+        <w:tc>
+          <w:tcPr>
+            <w:tcW w:type="dxa" w:w="2232"/>
+          </w:tcPr>
+          <w:p>
+            <w:pPr>
+              <w:spacing w:after="20"/>
+            </w:pPr>
+            <w:r>
+              <w:rPr>
+                <w:color w:val="1C3A36"/>
+                <w:sz w:val="15"/>
+              </w:rPr>
+              <w:t>611,842,230.0</w:t>
+            </w:r>
+          </w:p>
+        </w:tc>
+        <w:tc>
+          <w:tcPr>
+            <w:tcW w:type="dxa" w:w="1368"/>
+          </w:tcPr>
+          <w:p>
+            <w:pPr>
+              <w:spacing w:after="20"/>
+            </w:pPr>
+            <w:r>
+              <w:rPr>
+                <w:color w:val="1C3A36"/>
+                <w:sz w:val="15"/>
+              </w:rPr>
+              <w:t>2025-06-30</w:t>
+            </w:r>
+          </w:p>
+        </w:tc>
+        <w:tc>
+          <w:tcPr>
+            <w:tcW w:type="dxa" w:w="3845"/>
+          </w:tcPr>
+          <w:p>
+            <w:pPr>
+              <w:spacing w:after="20"/>
+            </w:pPr>
+            <w:r>
+              <w:rPr>
+                <w:color w:val="1C3A36"/>
+                <w:sz w:val="15"/>
+              </w:rPr>
+              <w:t>Debtors and other debit balances at 30-Jun-2025. Audited consolidated FS, transition period 1-Jul-2025 to 31-Dec-2025, Crowe unqualified, 18-Feb-2026</w:t>
+            </w:r>
+          </w:p>
+        </w:tc>
+      </w:tr>
+      <w:tr>
+        <w:tc>
+          <w:tcPr>
+            <w:tcW w:type="dxa" w:w="2736"/>
+          </w:tcPr>
+          <w:p>
+            <w:pPr>
+              <w:spacing w:after="20"/>
+            </w:pPr>
+            <w:r>
+              <w:rPr>
+                <w:color w:val="1C3A36"/>
+                <w:sz w:val="15"/>
+              </w:rPr>
+              <w:t>creditors_jun25</w:t>
+            </w:r>
+          </w:p>
+        </w:tc>
+        <w:tc>
+          <w:tcPr>
+            <w:tcW w:type="dxa" w:w="2232"/>
+          </w:tcPr>
+          <w:p>
+            <w:pPr>
+              <w:spacing w:after="20"/>
+            </w:pPr>
+            <w:r>
+              <w:rPr>
+                <w:color w:val="1C3A36"/>
+                <w:sz w:val="15"/>
+              </w:rPr>
+              <w:t>3,102,041,816.0</w:t>
+            </w:r>
+          </w:p>
+        </w:tc>
+        <w:tc>
+          <w:tcPr>
+            <w:tcW w:type="dxa" w:w="1368"/>
+          </w:tcPr>
+          <w:p>
+            <w:pPr>
+              <w:spacing w:after="20"/>
+            </w:pPr>
+            <w:r>
+              <w:rPr>
+                <w:color w:val="1C3A36"/>
+                <w:sz w:val="15"/>
+              </w:rPr>
+              <w:t>2025-06-30</w:t>
+            </w:r>
+          </w:p>
+        </w:tc>
+        <w:tc>
+          <w:tcPr>
+            <w:tcW w:type="dxa" w:w="3845"/>
+          </w:tcPr>
+          <w:p>
+            <w:pPr>
+              <w:spacing w:after="20"/>
+            </w:pPr>
+            <w:r>
+              <w:rPr>
+                <w:color w:val="1C3A36"/>
+                <w:sz w:val="15"/>
+              </w:rPr>
+              <w:t>Creditors and other credit balances at 30-Jun-2025. Audited consolidated FS, transition period 1-Jul-2025 to 31-Dec-2025, Crowe unqualified, 18-Feb-2026</w:t>
+            </w:r>
+          </w:p>
+        </w:tc>
+      </w:tr>
+      <w:tr>
+        <w:tc>
+          <w:tcPr>
+            <w:tcW w:type="dxa" w:w="2736"/>
+          </w:tcPr>
+          <w:p>
+            <w:pPr>
+              <w:spacing w:after="20"/>
+            </w:pPr>
+            <w:r>
+              <w:rPr>
+                <w:color w:val="1C3A36"/>
+                <w:sz w:val="15"/>
+              </w:rPr>
+              <w:t>payables_jun25</w:t>
+            </w:r>
+          </w:p>
+        </w:tc>
+        <w:tc>
+          <w:tcPr>
+            <w:tcW w:type="dxa" w:w="2232"/>
+          </w:tcPr>
+          <w:p>
+            <w:pPr>
+              <w:spacing w:after="20"/>
+            </w:pPr>
+            <w:r>
+              <w:rPr>
+                <w:color w:val="1C3A36"/>
+                <w:sz w:val="15"/>
+              </w:rPr>
+              <w:t>15,486,636.0</w:t>
+            </w:r>
+          </w:p>
+        </w:tc>
+        <w:tc>
+          <w:tcPr>
+            <w:tcW w:type="dxa" w:w="1368"/>
+          </w:tcPr>
+          <w:p>
+            <w:pPr>
+              <w:spacing w:after="20"/>
+            </w:pPr>
+            <w:r>
+              <w:rPr>
+                <w:color w:val="1C3A36"/>
+                <w:sz w:val="15"/>
+              </w:rPr>
+              <w:t>2025-06-30</w:t>
+            </w:r>
+          </w:p>
+        </w:tc>
+        <w:tc>
+          <w:tcPr>
+            <w:tcW w:type="dxa" w:w="3845"/>
+          </w:tcPr>
+          <w:p>
+            <w:pPr>
+              <w:spacing w:after="20"/>
+            </w:pPr>
+            <w:r>
+              <w:rPr>
+                <w:color w:val="1C3A36"/>
+                <w:sz w:val="15"/>
+              </w:rPr>
+              <w:t>Accounts and notes payable at 30-Jun-2025. Audited consolidated FS, transition period 1-Jul-2025 to 31-Dec-2025, Crowe unqualified, 18-Feb-2026</w:t>
+            </w:r>
+          </w:p>
+        </w:tc>
+      </w:tr>
+      <w:tr>
+        <w:tc>
+          <w:tcPr>
+            <w:tcW w:type="dxa" w:w="2736"/>
+          </w:tcPr>
+          <w:p>
+            <w:pPr>
+              <w:spacing w:after="20"/>
+            </w:pPr>
+            <w:r>
+              <w:rPr>
+                <w:color w:val="1C3A36"/>
+                <w:sz w:val="15"/>
+              </w:rPr>
+              <w:t>cash_jun25</w:t>
+            </w:r>
+          </w:p>
+        </w:tc>
+        <w:tc>
+          <w:tcPr>
+            <w:tcW w:type="dxa" w:w="2232"/>
+          </w:tcPr>
+          <w:p>
+            <w:pPr>
+              <w:spacing w:after="20"/>
+            </w:pPr>
+            <w:r>
+              <w:rPr>
+                <w:color w:val="1C3A36"/>
+                <w:sz w:val="15"/>
+              </w:rPr>
+              <w:t>3,141,779,939.0</w:t>
+            </w:r>
+          </w:p>
+        </w:tc>
+        <w:tc>
+          <w:tcPr>
+            <w:tcW w:type="dxa" w:w="1368"/>
+          </w:tcPr>
+          <w:p>
+            <w:pPr>
+              <w:spacing w:after="20"/>
+            </w:pPr>
+            <w:r>
+              <w:rPr>
+                <w:color w:val="1C3A36"/>
+                <w:sz w:val="15"/>
+              </w:rPr>
+              <w:t>2025-06-30</w:t>
+            </w:r>
+          </w:p>
+        </w:tc>
+        <w:tc>
+          <w:tcPr>
+            <w:tcW w:type="dxa" w:w="3845"/>
+          </w:tcPr>
+          <w:p>
+            <w:pPr>
+              <w:spacing w:after="20"/>
+            </w:pPr>
+            <w:r>
+              <w:rPr>
+                <w:color w:val="1C3A36"/>
+                <w:sz w:val="15"/>
+              </w:rPr>
+              <w:t>Cash at banks and on hand at 30-Jun-2025. Audited consolidated FS, transition period 1-Jul-2025 to 31-Dec-2025, Crowe unqualified, 18-Feb-2026</w:t>
+            </w:r>
+          </w:p>
+        </w:tc>
+      </w:tr>
+      <w:tr>
+        <w:tc>
+          <w:tcPr>
+            <w:tcW w:type="dxa" w:w="2736"/>
+          </w:tcPr>
+          <w:p>
+            <w:pPr>
+              <w:spacing w:after="20"/>
+            </w:pPr>
+            <w:r>
+              <w:rPr>
+                <w:color w:val="1C3A36"/>
+                <w:sz w:val="15"/>
+              </w:rPr>
+              <w:t>cash_mar26</w:t>
+            </w:r>
+          </w:p>
+        </w:tc>
+        <w:tc>
+          <w:tcPr>
+            <w:tcW w:type="dxa" w:w="2232"/>
+          </w:tcPr>
+          <w:p>
+            <w:pPr>
+              <w:spacing w:after="20"/>
+            </w:pPr>
+            <w:r>
+              <w:rPr>
+                <w:color w:val="1C3A36"/>
+                <w:sz w:val="15"/>
+              </w:rPr>
+              <w:t>2,204,898,542.0</w:t>
+            </w:r>
+          </w:p>
+        </w:tc>
+        <w:tc>
+          <w:tcPr>
+            <w:tcW w:type="dxa" w:w="1368"/>
+          </w:tcPr>
+          <w:p>
+            <w:pPr>
+              <w:spacing w:after="20"/>
+            </w:pPr>
+            <w:r>
+              <w:rPr>
+                <w:color w:val="1C3A36"/>
+                <w:sz w:val="15"/>
+              </w:rPr>
+              <w:t>2026-03-31</w:t>
+            </w:r>
+          </w:p>
+        </w:tc>
+        <w:tc>
+          <w:tcPr>
+            <w:tcW w:type="dxa" w:w="3845"/>
+          </w:tcPr>
+          <w:p>
+            <w:pPr>
+              <w:spacing w:after="20"/>
+            </w:pPr>
+            <w:r>
+              <w:rPr>
+                <w:color w:val="1C3A36"/>
+                <w:sz w:val="15"/>
+              </w:rPr>
+              <w:t>Cash and cash equivalents at 31-Mar-2026. Reviewed consolidated FS, three months to 31-Mar-2026</w:t>
+            </w:r>
+          </w:p>
+        </w:tc>
+      </w:tr>
+      <w:tr>
+        <w:tc>
+          <w:tcPr>
+            <w:tcW w:type="dxa" w:w="2736"/>
+          </w:tcPr>
+          <w:p>
+            <w:pPr>
+              <w:spacing w:after="20"/>
+            </w:pPr>
+            <w:r>
+              <w:rPr>
+                <w:color w:val="1C3A36"/>
+                <w:sz w:val="15"/>
+              </w:rPr>
+              <w:t>eq_parent_mar26</w:t>
+            </w:r>
+          </w:p>
+        </w:tc>
+        <w:tc>
+          <w:tcPr>
+            <w:tcW w:type="dxa" w:w="2232"/>
+          </w:tcPr>
+          <w:p>
+            <w:pPr>
+              <w:spacing w:after="20"/>
+            </w:pPr>
+            <w:r>
+              <w:rPr>
+                <w:color w:val="1C3A36"/>
+                <w:sz w:val="15"/>
+              </w:rPr>
+              <w:t>4,800,890,542.0</w:t>
+            </w:r>
+          </w:p>
+        </w:tc>
+        <w:tc>
+          <w:tcPr>
+            <w:tcW w:type="dxa" w:w="1368"/>
+          </w:tcPr>
+          <w:p>
+            <w:pPr>
+              <w:spacing w:after="20"/>
+            </w:pPr>
+            <w:r>
+              <w:rPr>
+                <w:color w:val="1C3A36"/>
+                <w:sz w:val="15"/>
+              </w:rPr>
+              <w:t>2026-03-31</w:t>
+            </w:r>
+          </w:p>
+        </w:tc>
+        <w:tc>
+          <w:tcPr>
+            <w:tcW w:type="dxa" w:w="3845"/>
+          </w:tcPr>
+          <w:p>
+            <w:pPr>
+              <w:spacing w:after="20"/>
+            </w:pPr>
+            <w:r>
+              <w:rPr>
+                <w:color w:val="1C3A36"/>
+                <w:sz w:val="15"/>
+              </w:rPr>
+              <w:t>Total parent equity at 31-Mar-2026. Reviewed consolidated FS, three months to 31-Mar-2026</w:t>
+            </w:r>
+          </w:p>
+        </w:tc>
+      </w:tr>
+      <w:tr>
+        <w:tc>
+          <w:tcPr>
+            <w:tcW w:type="dxa" w:w="2736"/>
+          </w:tcPr>
+          <w:p>
+            <w:pPr>
+              <w:spacing w:after="20"/>
+            </w:pPr>
+            <w:r>
+              <w:rPr>
+                <w:color w:val="1C3A36"/>
+                <w:sz w:val="15"/>
+              </w:rPr>
+              <w:t>dep_h2_25</w:t>
+            </w:r>
+          </w:p>
+        </w:tc>
+        <w:tc>
+          <w:tcPr>
+            <w:tcW w:type="dxa" w:w="2232"/>
+          </w:tcPr>
+          <w:p>
+            <w:pPr>
+              <w:spacing w:after="20"/>
+            </w:pPr>
+            <w:r>
+              <w:rPr>
+                <w:color w:val="1C3A36"/>
+                <w:sz w:val="15"/>
+              </w:rPr>
+              <w:t>70,125,269.0</w:t>
+            </w:r>
+          </w:p>
+        </w:tc>
+        <w:tc>
+          <w:tcPr>
+            <w:tcW w:type="dxa" w:w="1368"/>
+          </w:tcPr>
+          <w:p>
+            <w:pPr>
+              <w:spacing w:after="20"/>
+            </w:pPr>
+            <w:r>
+              <w:rPr>
+                <w:color w:val="1C3A36"/>
+                <w:sz w:val="15"/>
+              </w:rPr>
+              <w:t>2025-12-31</w:t>
+            </w:r>
+          </w:p>
+        </w:tc>
+        <w:tc>
+          <w:tcPr>
+            <w:tcW w:type="dxa" w:w="3845"/>
+          </w:tcPr>
+          <w:p>
+            <w:pPr>
+              <w:spacing w:after="20"/>
+            </w:pPr>
+            <w:r>
+              <w:rPr>
+                <w:color w:val="1C3A36"/>
+                <w:sz w:val="15"/>
+              </w:rPr>
+              <w:t>Fixed-asset depreciation and right-of-use amortisation charged in the six months to 31-Dec-2025, per the cash-flow statement. The previous edition modelled depreciation at 1.1% of revenue, about 440mn a year against an actual near 150mn. Audited consolidated FS, transition period 1-Jul-2025 to 31-Dec-2025, Crowe unqualified, 18-Feb-2026</w:t>
+            </w:r>
+          </w:p>
+        </w:tc>
+      </w:tr>
+      <w:tr>
+        <w:tc>
+          <w:tcPr>
+            <w:tcW w:type="dxa" w:w="2736"/>
+          </w:tcPr>
+          <w:p>
+            <w:pPr>
+              <w:spacing w:after="20"/>
+            </w:pPr>
+            <w:r>
+              <w:rPr>
+                <w:color w:val="1C3A36"/>
+                <w:sz w:val="15"/>
+              </w:rPr>
+              <w:t>dep_q1_26</w:t>
+            </w:r>
+          </w:p>
+        </w:tc>
+        <w:tc>
+          <w:tcPr>
+            <w:tcW w:type="dxa" w:w="2232"/>
+          </w:tcPr>
+          <w:p>
+            <w:pPr>
+              <w:spacing w:after="20"/>
+            </w:pPr>
+            <w:r>
+              <w:rPr>
+                <w:color w:val="1C3A36"/>
+                <w:sz w:val="15"/>
+              </w:rPr>
+              <w:t>40,597,611.0</w:t>
+            </w:r>
+          </w:p>
+        </w:tc>
+        <w:tc>
+          <w:tcPr>
+            <w:tcW w:type="dxa" w:w="1368"/>
+          </w:tcPr>
+          <w:p>
+            <w:pPr>
+              <w:spacing w:after="20"/>
+            </w:pPr>
+            <w:r>
+              <w:rPr>
+                <w:color w:val="1C3A36"/>
+                <w:sz w:val="15"/>
+              </w:rPr>
+              <w:t>2026-03-31</w:t>
+            </w:r>
+          </w:p>
+        </w:tc>
+        <w:tc>
+          <w:tcPr>
+            <w:tcW w:type="dxa" w:w="3845"/>
+          </w:tcPr>
+          <w:p>
+            <w:pPr>
+              <w:spacing w:after="20"/>
+            </w:pPr>
+            <w:r>
+              <w:rPr>
+                <w:color w:val="1C3A36"/>
+                <w:sz w:val="15"/>
+              </w:rPr>
+              <w:t>Fixed-asset depreciation and right-of-use amortisation, Q1-2026. Reviewed consolidated FS, three months to 31-Mar-2026</w:t>
+            </w:r>
+          </w:p>
+        </w:tc>
+      </w:tr>
+      <w:tr>
+        <w:tc>
+          <w:tcPr>
+            <w:tcW w:type="dxa" w:w="2736"/>
+          </w:tcPr>
+          <w:p>
+            <w:pPr>
+              <w:spacing w:after="20"/>
+            </w:pPr>
+            <w:r>
+              <w:rPr>
+                <w:color w:val="1C3A36"/>
+                <w:sz w:val="15"/>
+              </w:rPr>
+              <w:t>capex_h2_25</w:t>
+            </w:r>
+          </w:p>
+        </w:tc>
+        <w:tc>
+          <w:tcPr>
+            <w:tcW w:type="dxa" w:w="2232"/>
+          </w:tcPr>
+          <w:p>
+            <w:pPr>
+              <w:spacing w:after="20"/>
+            </w:pPr>
+            <w:r>
+              <w:rPr>
+                <w:color w:val="1C3A36"/>
+                <w:sz w:val="15"/>
+              </w:rPr>
+              <w:t>30,357,299.0</w:t>
+            </w:r>
+          </w:p>
+        </w:tc>
+        <w:tc>
+          <w:tcPr>
+            <w:tcW w:type="dxa" w:w="1368"/>
+          </w:tcPr>
+          <w:p>
+            <w:pPr>
+              <w:spacing w:after="20"/>
+            </w:pPr>
+            <w:r>
+              <w:rPr>
+                <w:color w:val="1C3A36"/>
+                <w:sz w:val="15"/>
+              </w:rPr>
+              <w:t>2025-12-31</w:t>
+            </w:r>
+          </w:p>
+        </w:tc>
+        <w:tc>
+          <w:tcPr>
+            <w:tcW w:type="dxa" w:w="3845"/>
+          </w:tcPr>
+          <w:p>
+            <w:pPr>
+              <w:spacing w:after="20"/>
+            </w:pPr>
+            <w:r>
+              <w:rPr>
+                <w:color w:val="1C3A36"/>
+                <w:sz w:val="15"/>
+              </w:rPr>
+              <w:t>CASH PAID for projects under construction and fixed assets in the six months to 31-Dec-2025. The previous edition modelled capital expenditure at 1.45% of revenue — about 649mn in the first forecast year — against an actual of roughly a tenth of that. Audited consolidated FS, transition period 1-Jul-2025 to 31-Dec-2025, Crowe unqualified, 18-Feb-2026</w:t>
+            </w:r>
+          </w:p>
+        </w:tc>
+      </w:tr>
+      <w:tr>
+        <w:tc>
+          <w:tcPr>
+            <w:tcW w:type="dxa" w:w="2736"/>
+          </w:tcPr>
+          <w:p>
+            <w:pPr>
+              <w:spacing w:after="20"/>
+            </w:pPr>
+            <w:r>
+              <w:rPr>
+                <w:color w:val="1C3A36"/>
+                <w:sz w:val="15"/>
+              </w:rPr>
+              <w:t>capex_q1_26</w:t>
+            </w:r>
+          </w:p>
+        </w:tc>
+        <w:tc>
+          <w:tcPr>
+            <w:tcW w:type="dxa" w:w="2232"/>
+          </w:tcPr>
+          <w:p>
+            <w:pPr>
+              <w:spacing w:after="20"/>
+            </w:pPr>
+            <w:r>
+              <w:rPr>
+                <w:color w:val="1C3A36"/>
+                <w:sz w:val="15"/>
+              </w:rPr>
+              <w:t>64,984,482.0</w:t>
+            </w:r>
+          </w:p>
+        </w:tc>
+        <w:tc>
+          <w:tcPr>
+            <w:tcW w:type="dxa" w:w="1368"/>
+          </w:tcPr>
+          <w:p>
+            <w:pPr>
+              <w:spacing w:after="20"/>
+            </w:pPr>
+            <w:r>
+              <w:rPr>
+                <w:color w:val="1C3A36"/>
+                <w:sz w:val="15"/>
+              </w:rPr>
+              <w:t>2026-03-31</w:t>
+            </w:r>
+          </w:p>
+        </w:tc>
+        <w:tc>
+          <w:tcPr>
+            <w:tcW w:type="dxa" w:w="3845"/>
+          </w:tcPr>
+          <w:p>
+            <w:pPr>
+              <w:spacing w:after="20"/>
+            </w:pPr>
+            <w:r>
+              <w:rPr>
+                <w:color w:val="1C3A36"/>
+                <w:sz w:val="15"/>
+              </w:rPr>
+              <w:t>Cash paid for projects under construction and fixed assets, Q1-2026. Reviewed consolidated FS, three months to 31-Mar-2026</w:t>
+            </w:r>
+          </w:p>
+        </w:tc>
+      </w:tr>
+      <w:tr>
+        <w:tc>
+          <w:tcPr>
+            <w:tcW w:type="dxa" w:w="2736"/>
+          </w:tcPr>
+          <w:p>
+            <w:pPr>
+              <w:spacing w:after="20"/>
+            </w:pPr>
+            <w:r>
+              <w:rPr>
+                <w:color w:val="1C3A36"/>
+                <w:sz w:val="15"/>
+              </w:rPr>
+              <w:t>div_h2_25</w:t>
+            </w:r>
+          </w:p>
+        </w:tc>
+        <w:tc>
+          <w:tcPr>
+            <w:tcW w:type="dxa" w:w="2232"/>
+          </w:tcPr>
+          <w:p>
+            <w:pPr>
+              <w:spacing w:after="20"/>
+            </w:pPr>
+            <w:r>
+              <w:rPr>
+                <w:color w:val="1C3A36"/>
+                <w:sz w:val="15"/>
+              </w:rPr>
+              <w:t>736,577,469.0</w:t>
+            </w:r>
+          </w:p>
+        </w:tc>
+        <w:tc>
+          <w:tcPr>
+            <w:tcW w:type="dxa" w:w="1368"/>
+          </w:tcPr>
+          <w:p>
+            <w:pPr>
+              <w:spacing w:after="20"/>
+            </w:pPr>
+            <w:r>
+              <w:rPr>
+                <w:color w:val="1C3A36"/>
+                <w:sz w:val="15"/>
+              </w:rPr>
+              <w:t>2025-12-31</w:t>
+            </w:r>
+          </w:p>
+        </w:tc>
+        <w:tc>
+          <w:tcPr>
+            <w:tcW w:type="dxa" w:w="3845"/>
+          </w:tcPr>
+          <w:p>
+            <w:pPr>
+              <w:spacing w:after="20"/>
+            </w:pPr>
+            <w:r>
+              <w:rPr>
+                <w:color w:val="1C3A36"/>
+                <w:sz w:val="15"/>
+              </w:rPr>
+              <w:t>Cash dividends PAID in the six months to 31-Dec-2025. Audited consolidated FS, transition period 1-Jul-2025 to 31-Dec-2025, Crowe unqualified, 18-Feb-2026</w:t>
+            </w:r>
+          </w:p>
+        </w:tc>
+      </w:tr>
+      <w:tr>
+        <w:tc>
+          <w:tcPr>
+            <w:tcW w:type="dxa" w:w="2736"/>
+          </w:tcPr>
+          <w:p>
+            <w:pPr>
+              <w:spacing w:after="20"/>
+            </w:pPr>
+            <w:r>
+              <w:rPr>
+                <w:color w:val="1C3A36"/>
+                <w:sz w:val="15"/>
+              </w:rPr>
+              <w:t>div_q1_26</w:t>
+            </w:r>
+          </w:p>
+        </w:tc>
+        <w:tc>
+          <w:tcPr>
+            <w:tcW w:type="dxa" w:w="2232"/>
+          </w:tcPr>
+          <w:p>
+            <w:pPr>
+              <w:spacing w:after="20"/>
+            </w:pPr>
+            <w:r>
+              <w:rPr>
+                <w:color w:val="1C3A36"/>
+                <w:sz w:val="15"/>
+              </w:rPr>
+              <w:t>602,957,265.0</w:t>
+            </w:r>
+          </w:p>
+        </w:tc>
+        <w:tc>
+          <w:tcPr>
+            <w:tcW w:type="dxa" w:w="1368"/>
+          </w:tcPr>
+          <w:p>
+            <w:pPr>
+              <w:spacing w:after="20"/>
+            </w:pPr>
+            <w:r>
+              <w:rPr>
+                <w:color w:val="1C3A36"/>
+                <w:sz w:val="15"/>
+              </w:rPr>
+              <w:t>2026-03-31</w:t>
+            </w:r>
+          </w:p>
+        </w:tc>
+        <w:tc>
+          <w:tcPr>
+            <w:tcW w:type="dxa" w:w="3845"/>
+          </w:tcPr>
+          <w:p>
+            <w:pPr>
+              <w:spacing w:after="20"/>
+            </w:pPr>
+            <w:r>
+              <w:rPr>
+                <w:color w:val="1C3A36"/>
+                <w:sz w:val="15"/>
+              </w:rPr>
+              <w:t>Cash dividends paid in Q1-2026. Reviewed consolidated FS, three months to 31-Mar-2026</w:t>
+            </w:r>
+          </w:p>
+        </w:tc>
+      </w:tr>
+      <w:tr>
+        <w:tc>
+          <w:tcPr>
+            <w:tcW w:type="dxa" w:w="2736"/>
+          </w:tcPr>
+          <w:p>
+            <w:pPr>
+              <w:spacing w:after="20"/>
+            </w:pPr>
+            <w:r>
+              <w:rPr>
+                <w:color w:val="1C3A36"/>
+                <w:sz w:val="15"/>
+              </w:rPr>
+              <w:t>credint_h2_25</w:t>
+            </w:r>
+          </w:p>
+        </w:tc>
+        <w:tc>
+          <w:tcPr>
+            <w:tcW w:type="dxa" w:w="2232"/>
+          </w:tcPr>
+          <w:p>
+            <w:pPr>
+              <w:spacing w:after="20"/>
+            </w:pPr>
+            <w:r>
+              <w:rPr>
+                <w:color w:val="1C3A36"/>
+                <w:sz w:val="15"/>
+              </w:rPr>
+              <w:t>173,216,413.0</w:t>
+            </w:r>
+          </w:p>
+        </w:tc>
+        <w:tc>
+          <w:tcPr>
+            <w:tcW w:type="dxa" w:w="1368"/>
+          </w:tcPr>
+          <w:p>
+            <w:pPr>
+              <w:spacing w:after="20"/>
+            </w:pPr>
+            <w:r>
+              <w:rPr>
+                <w:color w:val="1C3A36"/>
+                <w:sz w:val="15"/>
+              </w:rPr>
+              <w:t>2025-12-31</w:t>
+            </w:r>
+          </w:p>
+        </w:tc>
+        <w:tc>
+          <w:tcPr>
+            <w:tcW w:type="dxa" w:w="3845"/>
+          </w:tcPr>
+          <w:p>
+            <w:pPr>
+              <w:spacing w:after="20"/>
+            </w:pPr>
+            <w:r>
+              <w:rPr>
+                <w:color w:val="1C3A36"/>
+                <w:sz w:val="15"/>
+              </w:rPr>
+              <w:t>Credit interest earned in the six months to 31-Dec-2025, per note 14-B and the cash-flow statement. Audited consolidated FS, transition period 1-Jul-2025 to 31-Dec-2025, Crowe unqualified, 18-Feb-2026</w:t>
+            </w:r>
+          </w:p>
+        </w:tc>
+      </w:tr>
+      <w:tr>
+        <w:tc>
+          <w:tcPr>
+            <w:tcW w:type="dxa" w:w="2736"/>
+          </w:tcPr>
+          <w:p>
+            <w:pPr>
+              <w:spacing w:after="20"/>
+            </w:pPr>
+            <w:r>
+              <w:rPr>
+                <w:color w:val="1C3A36"/>
+                <w:sz w:val="15"/>
+              </w:rPr>
+              <w:t>credint_q1_26</w:t>
+            </w:r>
+          </w:p>
+        </w:tc>
+        <w:tc>
+          <w:tcPr>
+            <w:tcW w:type="dxa" w:w="2232"/>
+          </w:tcPr>
+          <w:p>
+            <w:pPr>
+              <w:spacing w:after="20"/>
+            </w:pPr>
+            <w:r>
+              <w:rPr>
+                <w:color w:val="1C3A36"/>
+                <w:sz w:val="15"/>
+              </w:rPr>
+              <w:t>64,104,178.0</w:t>
+            </w:r>
+          </w:p>
+        </w:tc>
+        <w:tc>
+          <w:tcPr>
+            <w:tcW w:type="dxa" w:w="1368"/>
+          </w:tcPr>
+          <w:p>
+            <w:pPr>
+              <w:spacing w:after="20"/>
+            </w:pPr>
+            <w:r>
+              <w:rPr>
+                <w:color w:val="1C3A36"/>
+                <w:sz w:val="15"/>
+              </w:rPr>
+              <w:t>2026-03-31</w:t>
+            </w:r>
+          </w:p>
+        </w:tc>
+        <w:tc>
+          <w:tcPr>
+            <w:tcW w:type="dxa" w:w="3845"/>
+          </w:tcPr>
+          <w:p>
+            <w:pPr>
+              <w:spacing w:after="20"/>
+            </w:pPr>
+            <w:r>
+              <w:rPr>
+                <w:color w:val="1C3A36"/>
+                <w:sz w:val="15"/>
+              </w:rPr>
+              <w:t>Credit interest earned in Q1-2026. Reviewed consolidated FS, three months to 31-Mar-2026</w:t>
+            </w:r>
+          </w:p>
+        </w:tc>
+      </w:tr>
+      <w:tr>
+        <w:tc>
+          <w:tcPr>
+            <w:tcW w:type="dxa" w:w="2736"/>
+          </w:tcPr>
+          <w:p>
+            <w:pPr>
+              <w:spacing w:after="20"/>
+            </w:pPr>
+            <w:r>
+              <w:rPr>
+                <w:color w:val="1C3A36"/>
+                <w:sz w:val="15"/>
+              </w:rPr>
               <w:t>div_declared</w:t>
             </w:r>
           </w:p>
@@ -9010,7 +10690,7 @@
                 <w:color w:val="1C3A36"/>
                 <w:sz w:val="15"/>
               </w:rPr>
-              <w:t>517,250,000.0</w:t>
+              <w:t>258,300,000.0</w:t>
             </w:r>
           </w:p>
         </w:tc>
@@ -9027,7 +10707,7 @@
                 <w:color w:val="1C3A36"/>
                 <w:sz w:val="15"/>
               </w:rPr>
-              <w:t>2025-12-31</w:t>
+              <w:t>2026-06-30</w:t>
             </w:r>
           </w:p>
         </w:tc>
@@ -9044,7 +10724,7 @@
                 <w:color w:val="1C3A36"/>
                 <w:sz w:val="15"/>
               </w:rPr>
-              <w:t>Dividends payable at 31-Dec-2025 (note 11, other credit balances) — declared and not yet paid at the reporting date. Audited consolidated FS, transition period 1-Jul-2025 to 31-Dec-2025, Crowe unqualified, 18-Feb-2026</w:t>
+              <w:t>Dividends payable at 30-Jun-2026 (note 11) — HALF the 517,250,000 standing six months earlier, because the declared dividend was largely paid. Reviewed consolidated FS, six months to 30-Jun-2026, limited review</w:t>
             </w:r>
           </w:p>
         </w:tc>
@@ -9892,7 +11572,7 @@
           <w:color w:val="1C3A36"/>
           <w:sz w:val="22"/>
         </w:rPr>
-        <w:t>Country layer — 14 inputs</w:t>
+        <w:t>Country layer — 17 inputs</w:t>
       </w:r>
     </w:p>
     <w:tbl>
@@ -10981,6 +12661,216 @@
           </w:p>
         </w:tc>
       </w:tr>
+      <w:tr>
+        <w:tc>
+          <w:tcPr>
+            <w:tcW w:type="dxa" w:w="2736"/>
+          </w:tcPr>
+          <w:p>
+            <w:pPr>
+              <w:spacing w:after="20"/>
+            </w:pPr>
+            <w:r>
+              <w:rPr>
+                <w:color w:val="1C3A36"/>
+                <w:sz w:val="15"/>
+              </w:rPr>
+              <w:t>g_term</w:t>
+            </w:r>
+          </w:p>
+        </w:tc>
+        <w:tc>
+          <w:tcPr>
+            <w:tcW w:type="dxa" w:w="2232"/>
+          </w:tcPr>
+          <w:p>
+            <w:pPr>
+              <w:spacing w:after="20"/>
+            </w:pPr>
+            <w:r>
+              <w:rPr>
+                <w:color w:val="1C3A36"/>
+                <w:sz w:val="15"/>
+              </w:rPr>
+              <w:t>0.07</w:t>
+            </w:r>
+          </w:p>
+        </w:tc>
+        <w:tc>
+          <w:tcPr>
+            <w:tcW w:type="dxa" w:w="1368"/>
+          </w:tcPr>
+          <w:p>
+            <w:pPr>
+              <w:spacing w:after="20"/>
+            </w:pPr>
+            <w:r>
+              <w:rPr>
+                <w:color w:val="1C3A36"/>
+                <w:sz w:val="15"/>
+              </w:rPr>
+              <w:t>2026-08-06</w:t>
+            </w:r>
+          </w:p>
+        </w:tc>
+        <w:tc>
+          <w:tcPr>
+            <w:tcW w:type="dxa" w:w="3845"/>
+          </w:tcPr>
+          <w:p>
+            <w:pPr>
+              <w:spacing w:after="20"/>
+            </w:pPr>
+            <w:r>
+              <w:rPr>
+                <w:color w:val="1C3A36"/>
+                <w:sz w:val="15"/>
+              </w:rPr>
+              <w:t>Terminal growth, 7% — INFLATION ONLY, and no real growth at all. It is set equal to the central bank's published inflation target, which is the same 7% embedded in this study's own terminal risk-free rate. The previous edition used 5% against that identical 12.5% nominal rate, which is a business shrinking about 2% a year in real terms for ever — an assumption never stated as one, on a plant serving a population growing 1.6% a year. Zero real growth is still the conservative end: it assumes AMOC never again grows a tonne</w:t>
+            </w:r>
+          </w:p>
+        </w:tc>
+      </w:tr>
+      <w:tr>
+        <w:tc>
+          <w:tcPr>
+            <w:tcW w:type="dxa" w:w="2736"/>
+          </w:tcPr>
+          <w:p>
+            <w:pPr>
+              <w:spacing w:after="20"/>
+            </w:pPr>
+            <w:r>
+              <w:rPr>
+                <w:color w:val="1C3A36"/>
+                <w:sz w:val="15"/>
+              </w:rPr>
+              <w:t>line_price_growth</w:t>
+            </w:r>
+          </w:p>
+        </w:tc>
+        <w:tc>
+          <w:tcPr>
+            <w:tcW w:type="dxa" w:w="2232"/>
+          </w:tcPr>
+          <w:p>
+            <w:pPr>
+              <w:spacing w:after="20"/>
+            </w:pPr>
+            <w:r>
+              <w:rPr>
+                <w:color w:val="1C3A36"/>
+                <w:sz w:val="15"/>
+              </w:rPr>
+              <w:t>0.1171, 0.1024, 0.0878, 0.0732, 0.0683</w:t>
+            </w:r>
+          </w:p>
+        </w:tc>
+        <w:tc>
+          <w:tcPr>
+            <w:tcW w:type="dxa" w:w="1368"/>
+          </w:tcPr>
+          <w:p>
+            <w:pPr>
+              <w:spacing w:after="20"/>
+            </w:pPr>
+            <w:r>
+              <w:rPr>
+                <w:color w:val="1C3A36"/>
+                <w:sz w:val="15"/>
+              </w:rPr>
+              <w:t>2026-08-06</w:t>
+            </w:r>
+          </w:p>
+        </w:tc>
+        <w:tc>
+          <w:tcPr>
+            <w:tcW w:type="dxa" w:w="3845"/>
+          </w:tcPr>
+          <w:p>
+            <w:pPr>
+              <w:spacing w:after="20"/>
+            </w:pPr>
+            <w:r>
+              <w:rPr>
+                <w:color w:val="1C3A36"/>
+                <w:sz w:val="15"/>
+              </w:rPr>
+              <w:t>Growth in the realised price per tonne, all lines, in EGP. DERIVED, not chosen: crude is held FLAT in dollars — no forecast of it is defensible — and the pound depreciates at the inflation differential between the registered Egyptian path and United States inflation, so a dollar-priced slate fetches that many more pounds. This REPLACES a hand-set path of 9.0% falling to 5.2%, which sat two-thirds below the inflation this same model applies to the company's own costs, with no mechanism given for the gap</w:t>
+            </w:r>
+          </w:p>
+        </w:tc>
+      </w:tr>
+      <w:tr>
+        <w:tc>
+          <w:tcPr>
+            <w:tcW w:type="dxa" w:w="2736"/>
+          </w:tcPr>
+          <w:p>
+            <w:pPr>
+              <w:spacing w:after="20"/>
+            </w:pPr>
+            <w:r>
+              <w:rPr>
+                <w:color w:val="1C3A36"/>
+                <w:sz w:val="15"/>
+              </w:rPr>
+              <w:t>fx_path</w:t>
+            </w:r>
+          </w:p>
+        </w:tc>
+        <w:tc>
+          <w:tcPr>
+            <w:tcW w:type="dxa" w:w="2232"/>
+          </w:tcPr>
+          <w:p>
+            <w:pPr>
+              <w:spacing w:after="20"/>
+            </w:pPr>
+            <w:r>
+              <w:rPr>
+                <w:color w:val="1C3A36"/>
+                <w:sz w:val="15"/>
+              </w:rPr>
+              <w:t>54.4, 59.97, 65.24, 70.01, 74.8</w:t>
+            </w:r>
+          </w:p>
+        </w:tc>
+        <w:tc>
+          <w:tcPr>
+            <w:tcW w:type="dxa" w:w="1368"/>
+          </w:tcPr>
+          <w:p>
+            <w:pPr>
+              <w:spacing w:after="20"/>
+            </w:pPr>
+            <w:r>
+              <w:rPr>
+                <w:color w:val="1C3A36"/>
+                <w:sz w:val="15"/>
+              </w:rPr>
+              <w:t>2026-08-06</w:t>
+            </w:r>
+          </w:p>
+        </w:tc>
+        <w:tc>
+          <w:tcPr>
+            <w:tcW w:type="dxa" w:w="3845"/>
+          </w:tcPr>
+          <w:p>
+            <w:pPr>
+              <w:spacing w:after="20"/>
+            </w:pPr>
+            <w:r>
+              <w:rPr>
+                <w:color w:val="1C3A36"/>
+                <w:sz w:val="15"/>
+              </w:rPr>
+              <w:t>USD/EGP average-rate path, DERIVED from the same purchasing-power-parity relation as the price path so the two cannot disagree. It replaces a hand-set path that depreciated the pound at roughly a third of the inflation differential</w:t>
+            </w:r>
+          </w:p>
+        </w:tc>
+      </w:tr>
     </w:tbl>
     <w:p>
       <w:pPr>
@@ -10998,7 +12888,7 @@
           <w:color w:val="1C3A36"/>
           <w:sz w:val="22"/>
         </w:rPr>
-        <w:t>Global layer — 3 inputs</w:t>
+        <w:t>Global layer — 4 inputs</w:t>
       </w:r>
     </w:p>
     <w:tbl>
@@ -11121,6 +13011,76 @@
                 <w:color w:val="1C3A36"/>
                 <w:sz w:val="15"/>
               </w:rPr>
+              <w:t>us_infl</w:t>
+            </w:r>
+          </w:p>
+        </w:tc>
+        <w:tc>
+          <w:tcPr>
+            <w:tcW w:type="dxa" w:w="2232"/>
+          </w:tcPr>
+          <w:p>
+            <w:pPr>
+              <w:spacing w:after="20"/>
+            </w:pPr>
+            <w:r>
+              <w:rPr>
+                <w:color w:val="1C3A36"/>
+                <w:sz w:val="15"/>
+              </w:rPr>
+              <w:t>0.025</w:t>
+            </w:r>
+          </w:p>
+        </w:tc>
+        <w:tc>
+          <w:tcPr>
+            <w:tcW w:type="dxa" w:w="1368"/>
+          </w:tcPr>
+          <w:p>
+            <w:pPr>
+              <w:spacing w:after="20"/>
+            </w:pPr>
+            <w:r>
+              <w:rPr>
+                <w:color w:val="1C3A36"/>
+                <w:sz w:val="15"/>
+              </w:rPr>
+              <w:t>2026-08-06</w:t>
+            </w:r>
+          </w:p>
+        </w:tc>
+        <w:tc>
+          <w:tcPr>
+            <w:tcW w:type="dxa" w:w="3845"/>
+          </w:tcPr>
+          <w:p>
+            <w:pPr>
+              <w:spacing w:after="20"/>
+            </w:pPr>
+            <w:r>
+              <w:rPr>
+                <w:color w:val="1C3A36"/>
+                <w:sz w:val="15"/>
+              </w:rPr>
+              <w:t>Long-run United States consumer price inflation, the foreign leg of the purchasing-power-parity relation used to derive the currency path</w:t>
+            </w:r>
+          </w:p>
+        </w:tc>
+      </w:tr>
+      <w:tr>
+        <w:tc>
+          <w:tcPr>
+            <w:tcW w:type="dxa" w:w="2736"/>
+          </w:tcPr>
+          <w:p>
+            <w:pPr>
+              <w:spacing w:after="20"/>
+            </w:pPr>
+            <w:r>
+              <w:rPr>
+                <w:color w:val="1C3A36"/>
+                <w:sz w:val="15"/>
+              </w:rPr>
               <w:t>world_nominal_growth</w:t>
             </w:r>
           </w:p>
@@ -11334,7 +13294,7 @@
           <w:color w:val="1C3A36"/>
           <w:sz w:val="22"/>
         </w:rPr>
-        <w:t>House layer — 27 inputs</w:t>
+        <w:t>House layer — 24 inputs</w:t>
       </w:r>
     </w:p>
     <w:tbl>
@@ -11457,7 +13417,7 @@
                 <w:color w:val="1C3A36"/>
                 <w:sz w:val="15"/>
               </w:rPr>
-              <w:t>line_price_growth</w:t>
+              <w:t>e1_pe</w:t>
             </w:r>
           </w:p>
         </w:tc>
@@ -11474,7 +13434,7 @@
                 <w:color w:val="1C3A36"/>
                 <w:sz w:val="15"/>
               </w:rPr>
-              <w:t>0.09, 0.075, 0.065, 0.058, 0.052</w:t>
+              <w:t>7</w:t>
             </w:r>
           </w:p>
         </w:tc>
@@ -11508,7 +13468,7 @@
                 <w:color w:val="1C3A36"/>
                 <w:sz w:val="15"/>
               </w:rPr>
-              <w:t>Growth in the realised price per tonne, all lines, in EGP. The realisation ITSELF is disclosed — note 14-A value divided by note 14-A tonnes — so only its growth is forecast. Struck below the assumed exchange-rate path on the view that a pass-through processor recovers currency in price with a lag. The second and last free operating parameter</w:t>
+              <w:t>Expert 1's justified price/earnings multiple. Struck below the main normalised lens deliberately: it is an independent opinion, not a re-run of the house view</w:t>
             </w:r>
           </w:p>
         </w:tc>
@@ -11527,7 +13487,7 @@
                 <w:color w:val="1C3A36"/>
                 <w:sz w:val="15"/>
               </w:rPr>
-              <w:t>e1_pe</w:t>
+              <w:t>proc_intensity</w:t>
             </w:r>
           </w:p>
         </w:tc>
@@ -11544,7 +13504,7 @@
                 <w:color w:val="1C3A36"/>
                 <w:sz w:val="15"/>
               </w:rPr>
-              <w:t>7</w:t>
+              <w:t>oils: 1; wax: 1.15; gasoil: 0.25; naphtha: 0.2; lpg: 0.15; fueloil: 0.05; hfo: 0.05; waste: 0</w:t>
             </w:r>
           </w:p>
         </w:tc>
@@ -11578,7 +13538,7 @@
                 <w:color w:val="1C3A36"/>
                 <w:sz w:val="15"/>
               </w:rPr>
-              <w:t>Expert 1's justified price/earnings multiple. Struck below the main normalised lens deliberately: it is an independent opinion, not a re-run of the house view</w:t>
+              <w:t>Processing intensity by product line, relative weights, used to allocate the note 15-A conversion stack (salaries, supporting materials, other, depreciation) across the eight disclosed lines. Base oils are the reference at 1.00: they pass the full lube train — vacuum distillation, solvent extraction, dewaxing, hydrofinishing. Paraffin wax carries 1.15 for the additional deoiling and sweating steps. Gas oil, naphtha and LPG are light ends drawn off the front of the process and carry 0.25/0.20/0.15. Fuel oil and heavy fuel oil are the residue, sold substantially as produced, at 0.05. THIS IS THE ONLY OPERATING INPUT IN THE MODEL THAT IS NOT READ OFF A FILING, and it exists because note 15-A discloses the cost stack for the company and not by line. It is stated here rather than hidden in a formula, and the valuation is sensitised to it</w:t>
             </w:r>
           </w:p>
         </w:tc>
@@ -11597,7 +13557,7 @@
                 <w:color w:val="1C3A36"/>
                 <w:sz w:val="15"/>
               </w:rPr>
-              <w:t>proc_intensity</w:t>
+              <w:t>raw_pass</w:t>
             </w:r>
           </w:p>
         </w:tc>
@@ -11614,7 +13574,7 @@
                 <w:color w:val="1C3A36"/>
                 <w:sz w:val="15"/>
               </w:rPr>
-              <w:t>oils: 1; wax: 1.15; gasoil: 0.25; naphtha: 0.2; lpg: 0.15; fueloil: 0.05; hfo: 0.05; waste: 0</w:t>
+              <w:t>1</w:t>
             </w:r>
           </w:p>
         </w:tc>
@@ -11648,7 +13608,7 @@
                 <w:color w:val="1C3A36"/>
                 <w:sz w:val="15"/>
               </w:rPr>
-              <w:t>Processing intensity by product line, relative weights, used to allocate the note 15-A conversion stack (salaries, supporting materials, other, depreciation) across the eight disclosed lines. Base oils are the reference at 1.00: they pass the full lube train — vacuum distillation, solvent extraction, dewaxing, hydrofinishing. Paraffin wax carries 1.15 for the additional deoiling and sweating steps. Gas oil, naphtha and LPG are light ends drawn off the front of the process and carry 0.25/0.20/0.15. Fuel oil and heavy fuel oil are the residue, sold substantially as produced, at 0.05. THIS IS THE ONLY OPERATING INPUT IN THE MODEL THAT IS NOT READ OFF A FILING, and it exists because note 15-A discloses the cost stack for the company and not by line. It is stated here rather than hidden in a formula, and the valuation is sensitised to it</w:t>
+              <w:t>Pass-through factor on the raw-material line: 1.0 means the feedstock charge moves one-for-one with realisation and volume, so the gross SPREAD per tonne is held flat in real terms and the margin neither widens nor narrows by assumption. Setting it below 1.0 is the way to express spread widening; the study leaves it at parity and sensitises it</w:t>
             </w:r>
           </w:p>
         </w:tc>
@@ -11667,7 +13627,7 @@
                 <w:color w:val="1C3A36"/>
                 <w:sz w:val="15"/>
               </w:rPr>
-              <w:t>raw_pass</w:t>
+              <w:t>egypt_nominal_growth</w:t>
             </w:r>
           </w:p>
         </w:tc>
@@ -11684,7 +13644,7 @@
                 <w:color w:val="1C3A36"/>
                 <w:sz w:val="15"/>
               </w:rPr>
-              <w:t>1</w:t>
+              <w:t>0.15</w:t>
             </w:r>
           </w:p>
         </w:tc>
@@ -11718,7 +13678,7 @@
                 <w:color w:val="1C3A36"/>
                 <w:sz w:val="15"/>
               </w:rPr>
-              <w:t>Pass-through factor on the raw-material line: 1.0 means the feedstock charge moves one-for-one with realisation and volume, so the gross SPREAD per tonne is held flat in real terms and the margin neither widens nor narrows by assumption. Setting it below 1.0 is the way to express spread widening; the study leaves it at parity and sensitises it</w:t>
+              <w:t>Long-run Egyptian nominal growth used as the terminal ceiling for the domestic leg</w:t>
             </w:r>
           </w:p>
         </w:tc>
@@ -11737,7 +13697,7 @@
                 <w:color w:val="1C3A36"/>
                 <w:sz w:val="15"/>
               </w:rPr>
-              <w:t>fx_path</w:t>
+              <w:t>tax_eff</w:t>
             </w:r>
           </w:p>
         </w:tc>
@@ -11754,7 +13714,7 @@
                 <w:color w:val="1C3A36"/>
                 <w:sz w:val="15"/>
               </w:rPr>
-              <w:t>50.9, 53.4, 55.8, 58, 60.1</w:t>
+              <w:t>0.235</w:t>
             </w:r>
           </w:p>
         </w:tc>
@@ -11788,7 +13748,7 @@
                 <w:color w:val="1C3A36"/>
                 <w:sz w:val="15"/>
               </w:rPr>
-              <w:t>USD/EGP average-rate path, about 4.5% a year of depreciation from the 2025 average. Below the inflation differential, on the view that the post-float regime and the reserve build slow the pass-through — this is a genuine driver: both revenue legs are priced off dollar product benchmarks</w:t>
+              <w:t>Effective tax rate used for NOPAT. Struck one percentage point above the 22.5% statutory rate for non-deductible items and the deferred-tax drag typical of Egyptian downstream filers</w:t>
             </w:r>
           </w:p>
         </w:tc>
@@ -11807,7 +13767,7 @@
                 <w:color w:val="1C3A36"/>
                 <w:sz w:val="15"/>
               </w:rPr>
-              <w:t>egypt_nominal_growth</w:t>
+              <w:t>recv_days</w:t>
             </w:r>
           </w:p>
         </w:tc>
@@ -11824,7 +13784,7 @@
                 <w:color w:val="1C3A36"/>
                 <w:sz w:val="15"/>
               </w:rPr>
-              <w:t>0.15</w:t>
+              <w:t>14</w:t>
             </w:r>
           </w:p>
         </w:tc>
@@ -11858,7 +13818,7 @@
                 <w:color w:val="1C3A36"/>
                 <w:sz w:val="15"/>
               </w:rPr>
-              <w:t>Long-run Egyptian nominal growth used as the terminal ceiling for the domestic leg</w:t>
+              <w:t>Trade receivable days. The offtake is dominated by the state petroleum complex on short settlement, which is why a company turning over EGP 40bn of revenue runs a balance sheet of only EGP 8.1bn</w:t>
             </w:r>
           </w:p>
         </w:tc>
@@ -11877,7 +13837,7 @@
                 <w:color w:val="1C3A36"/>
                 <w:sz w:val="15"/>
               </w:rPr>
-              <w:t>tax_eff</w:t>
+              <w:t>inv_days</w:t>
             </w:r>
           </w:p>
         </w:tc>
@@ -11894,7 +13854,7 @@
                 <w:color w:val="1C3A36"/>
                 <w:sz w:val="15"/>
               </w:rPr>
-              <w:t>0.235</w:t>
+              <w:t>14</w:t>
             </w:r>
           </w:p>
         </w:tc>
@@ -11928,7 +13888,7 @@
                 <w:color w:val="1C3A36"/>
                 <w:sz w:val="15"/>
               </w:rPr>
-              <w:t>Effective tax rate used for NOPAT. Struck one percentage point above the 22.5% statutory rate for non-deductible items and the deferred-tax drag typical of Egyptian downstream filers</w:t>
+              <w:t>Inventory days on cost of sales. Feedstock is drawn from the adjacent refining complex rather than imported and stocked</w:t>
             </w:r>
           </w:p>
         </w:tc>
@@ -11947,7 +13907,7 @@
                 <w:color w:val="1C3A36"/>
                 <w:sz w:val="15"/>
               </w:rPr>
-              <w:t>recv_days</w:t>
+              <w:t>pay_days</w:t>
             </w:r>
           </w:p>
         </w:tc>
@@ -11964,7 +13924,7 @@
                 <w:color w:val="1C3A36"/>
                 <w:sz w:val="15"/>
               </w:rPr>
-              <w:t>14</w:t>
+              <w:t>24</w:t>
             </w:r>
           </w:p>
         </w:tc>
@@ -11998,7 +13958,7 @@
                 <w:color w:val="1C3A36"/>
                 <w:sz w:val="15"/>
               </w:rPr>
-              <w:t>Trade receivable days. The offtake is dominated by the state petroleum complex on short settlement, which is why a company turning over EGP 40bn of revenue runs a balance sheet of only EGP 8.1bn</w:t>
+              <w:t>Trade payable days on cost of sales. The feedstock payable to the state petroleum corporation is the company's principal source of working-capital funding</w:t>
             </w:r>
           </w:p>
         </w:tc>
@@ -12017,7 +13977,7 @@
                 <w:color w:val="1C3A36"/>
                 <w:sz w:val="15"/>
               </w:rPr>
-              <w:t>inv_days</w:t>
+              <w:t>other_ca</w:t>
             </w:r>
           </w:p>
         </w:tc>
@@ -12034,7 +13994,7 @@
                 <w:color w:val="1C3A36"/>
                 <w:sz w:val="15"/>
               </w:rPr>
-              <w:t>14</w:t>
+              <w:t>300.0</w:t>
             </w:r>
           </w:p>
         </w:tc>
@@ -12068,7 +14028,7 @@
                 <w:color w:val="1C3A36"/>
                 <w:sz w:val="15"/>
               </w:rPr>
-              <w:t>Inventory days on cost of sales. Feedstock is drawn from the adjacent refining complex rather than imported and stocked</w:t>
+              <w:t>Other current assets, EGP mn, held flat</w:t>
             </w:r>
           </w:p>
         </w:tc>
@@ -12087,7 +14047,7 @@
                 <w:color w:val="1C3A36"/>
                 <w:sz w:val="15"/>
               </w:rPr>
-              <w:t>pay_days</w:t>
+              <w:t>dna_pct</w:t>
             </w:r>
           </w:p>
         </w:tc>
@@ -12104,7 +14064,7 @@
                 <w:color w:val="1C3A36"/>
                 <w:sz w:val="15"/>
               </w:rPr>
-              <w:t>24</w:t>
+              <w:t>0.011</w:t>
             </w:r>
           </w:p>
         </w:tc>
@@ -12138,7 +14098,7 @@
                 <w:color w:val="1C3A36"/>
                 <w:sz w:val="15"/>
               </w:rPr>
-              <w:t>Trade payable days on cost of sales. The feedstock payable to the state petroleum corporation is the company's principal source of working-capital funding</w:t>
+              <w:t>Depreciation and amortisation as a share of revenue. The complex was commissioned between 1997 and 2000 and is substantially written down, which is why the charge is small against turnover</w:t>
             </w:r>
           </w:p>
         </w:tc>
@@ -12157,7 +14117,7 @@
                 <w:color w:val="1C3A36"/>
                 <w:sz w:val="15"/>
               </w:rPr>
-              <w:t>other_ca</w:t>
+              <w:t>capex_pct</w:t>
             </w:r>
           </w:p>
         </w:tc>
@@ -12174,7 +14134,7 @@
                 <w:color w:val="1C3A36"/>
                 <w:sz w:val="15"/>
               </w:rPr>
-              <w:t>300.0</w:t>
+              <w:t>0.0145, 0.014, 0.0135, 0.013, 0.0125</w:t>
             </w:r>
           </w:p>
         </w:tc>
@@ -12208,7 +14168,7 @@
                 <w:color w:val="1C3A36"/>
                 <w:sz w:val="15"/>
               </w:rPr>
-              <w:t>Other current assets, EGP mn, held flat</w:t>
+              <w:t>Capital expenditure as a share of revenue, tapering. Anchored on the approved EGP 580.19mn budget against the same year's budgeted net sales of EGP 37.332bn, which is 1.55%; the taper reflects the completion of the current storage-tank and environmental programme</w:t>
             </w:r>
           </w:p>
         </w:tc>
@@ -12227,7 +14187,7 @@
                 <w:color w:val="1C3A36"/>
                 <w:sz w:val="15"/>
               </w:rPr>
-              <w:t>dna_pct</w:t>
+              <w:t>opex_pct</w:t>
             </w:r>
           </w:p>
         </w:tc>
@@ -12244,7 +14204,7 @@
                 <w:color w:val="1C3A36"/>
                 <w:sz w:val="15"/>
               </w:rPr>
-              <w:t>0.011</w:t>
+              <w:t>0.0125, 0.0125, 0.0126, 0.0127, 0.0128</w:t>
             </w:r>
           </w:p>
         </w:tc>
@@ -12278,7 +14238,7 @@
                 <w:color w:val="1C3A36"/>
                 <w:sz w:val="15"/>
               </w:rPr>
-              <w:t>Depreciation and amortisation as a share of revenue. The complex was commissioned between 1997 and 2000 and is substantially written down, which is why the charge is small against turnover</w:t>
+              <w:t>The net operating load between gross profit and EBITDA, as a share of revenue — selling, general and administrative costs and other expenses, less other operating income</w:t>
             </w:r>
           </w:p>
         </w:tc>
@@ -12297,7 +14257,7 @@
                 <w:color w:val="1C3A36"/>
                 <w:sz w:val="15"/>
               </w:rPr>
-              <w:t>capex_pct</w:t>
+              <w:t>cash_yield</w:t>
             </w:r>
           </w:p>
         </w:tc>
@@ -12314,7 +14274,7 @@
                 <w:color w:val="1C3A36"/>
                 <w:sz w:val="15"/>
               </w:rPr>
-              <w:t>0.0145, 0.014, 0.0135, 0.013, 0.0125</w:t>
+              <w:t>0.17</w:t>
             </w:r>
           </w:p>
         </w:tc>
@@ -12348,7 +14308,7 @@
                 <w:color w:val="1C3A36"/>
                 <w:sz w:val="15"/>
               </w:rPr>
-              <w:t>Capital expenditure as a share of revenue, tapering. Anchored on the approved EGP 580.19mn budget against the same year's budgeted net sales of EGP 37.332bn, which is 1.55%; the taper reflects the completion of the current storage-tank and environmental programme</w:t>
+              <w:t>Yield earned on the cash pile. Egyptian treasury bills and corporate deposits price a few points under the 19.50% policy rate net of the 20% withholding on interest</w:t>
             </w:r>
           </w:p>
         </w:tc>
@@ -12367,7 +14327,7 @@
                 <w:color w:val="1C3A36"/>
                 <w:sz w:val="15"/>
               </w:rPr>
-              <w:t>opex_pct</w:t>
+              <w:t>cash_yield_path</w:t>
             </w:r>
           </w:p>
         </w:tc>
@@ -12384,7 +14344,7 @@
                 <w:color w:val="1C3A36"/>
                 <w:sz w:val="15"/>
               </w:rPr>
-              <w:t>0.0125, 0.0125, 0.0126, 0.0127, 0.0128</w:t>
+              <w:t>0.17, 0.15, 0.135, 0.125, 0.118</w:t>
             </w:r>
           </w:p>
         </w:tc>
@@ -12418,7 +14378,7 @@
                 <w:color w:val="1C3A36"/>
                 <w:sz w:val="15"/>
               </w:rPr>
-              <w:t>The net operating load between gross profit and EBITDA, as a share of revenue — selling, general and administrative costs and other expenses, less other operating income</w:t>
+              <w:t>Forward path for the deposit yield, easing with the policy rate</w:t>
             </w:r>
           </w:p>
         </w:tc>
@@ -12437,7 +14397,7 @@
                 <w:color w:val="1C3A36"/>
                 <w:sz w:val="15"/>
               </w:rPr>
-              <w:t>cash_yield</w:t>
+              <w:t>kd</w:t>
             </w:r>
           </w:p>
         </w:tc>
@@ -12454,7 +14414,7 @@
                 <w:color w:val="1C3A36"/>
                 <w:sz w:val="15"/>
               </w:rPr>
-              <w:t>0.17</w:t>
+              <w:t>0.22</w:t>
             </w:r>
           </w:p>
         </w:tc>
@@ -12488,7 +14448,7 @@
                 <w:color w:val="1C3A36"/>
                 <w:sz w:val="15"/>
               </w:rPr>
-              <w:t>Yield earned on the cash pile. Egyptian treasury bills and corporate deposits price a few points under the 19.50% policy rate net of the 20% withholding on interest</w:t>
+              <w:t>Marginal cost of debt. The gross book is EGP 25mn — 0.06% of revenue — of short-dated Egyptian-pound facilities, so the rate is taken at the corridor lending rate of 20.00% plus a 200bp corporate spread rather than pretended to be observable. The integrity gate below computes what this input is actually WORTH to the answer</w:t>
             </w:r>
           </w:p>
         </w:tc>
@@ -12507,7 +14467,7 @@
                 <w:color w:val="1C3A36"/>
                 <w:sz w:val="15"/>
               </w:rPr>
-              <w:t>cash_yield_path</w:t>
+              <w:t>kd_path</w:t>
             </w:r>
           </w:p>
         </w:tc>
@@ -12524,7 +14484,7 @@
                 <w:color w:val="1C3A36"/>
                 <w:sz w:val="15"/>
               </w:rPr>
-              <w:t>0.17, 0.15, 0.135, 0.125, 0.118</w:t>
+              <w:t>0.22, 0.195, 0.175, 0.16, 0.15</w:t>
             </w:r>
           </w:p>
         </w:tc>
@@ -12558,7 +14518,7 @@
                 <w:color w:val="1C3A36"/>
                 <w:sz w:val="15"/>
               </w:rPr>
-              <w:t>Forward path for the deposit yield, easing with the policy rate</w:t>
+              <w:t>Forward cost-of-debt path 2026E-2030E, following the central bank's own disinflation path toward the long-run Egyptian corporate-borrowing norm. This path is what sets the SHAPE of the cost-of-capital glide; it is not a second free parameter</w:t>
             </w:r>
           </w:p>
         </w:tc>
@@ -12577,7 +14537,7 @@
                 <w:color w:val="1C3A36"/>
                 <w:sz w:val="15"/>
               </w:rPr>
-              <w:t>kd</w:t>
+              <w:t>kd_term</w:t>
             </w:r>
           </w:p>
         </w:tc>
@@ -12594,7 +14554,7 @@
                 <w:color w:val="1C3A36"/>
                 <w:sz w:val="15"/>
               </w:rPr>
-              <w:t>0.22</w:t>
+              <w:t>0.15</w:t>
             </w:r>
           </w:p>
         </w:tc>
@@ -12628,7 +14588,7 @@
                 <w:color w:val="1C3A36"/>
                 <w:sz w:val="15"/>
               </w:rPr>
-              <w:t>Marginal cost of debt. The gross book is EGP 25mn — 0.06% of revenue — of short-dated Egyptian-pound facilities, so the rate is taken at the corridor lending rate of 20.00% plus a 200bp corporate spread rather than pretended to be observable. The integrity gate below computes what this input is actually WORTH to the answer</w:t>
+              <w:t>Terminal cost of debt: the midpoint of the 14-16% long-run Egyptian corporate-borrowing norm, with no name-specific reason to deviate</w:t>
             </w:r>
           </w:p>
         </w:tc>
@@ -12647,7 +14607,7 @@
                 <w:color w:val="1C3A36"/>
                 <w:sz w:val="15"/>
               </w:rPr>
-              <w:t>kd_path</w:t>
+              <w:t>real_rate_term</w:t>
             </w:r>
           </w:p>
         </w:tc>
@@ -12664,7 +14624,7 @@
                 <w:color w:val="1C3A36"/>
                 <w:sz w:val="15"/>
               </w:rPr>
-              <w:t>0.22, 0.195, 0.175, 0.16, 0.15</w:t>
+              <w:t>0.055</w:t>
             </w:r>
           </w:p>
         </w:tc>
@@ -12698,7 +14658,7 @@
                 <w:color w:val="1C3A36"/>
                 <w:sz w:val="15"/>
               </w:rPr>
-              <w:t>Forward cost-of-debt path 2026E-2030E, following the central bank's own disinflation path toward the long-run Egyptian corporate-borrowing norm. This path is what sets the SHAPE of the cost-of-capital glide; it is not a second free parameter</w:t>
+              <w:t>Terminal real risk-free rate, the standard emerging-market convention. The terminal NOMINAL risk-free rate is not an input: it is DERIVED as this real rate plus the central bank's inflation target IN FORCE for the terminal horizon (`cbe_target`), so the single most terminal-value-sensitive number in the model cannot be set by hand. The previous edition hardcoded 10.50% by adding 5.5pp to the 5% target dated Q4-2028 while describing it as 'the' medium-term target; the target in force is 7% for Q4-2026 and the July-2026 rate decision pushed even that to H2-2027</w:t>
             </w:r>
           </w:p>
         </w:tc>
@@ -12717,7 +14677,7 @@
                 <w:color w:val="1C3A36"/>
                 <w:sz w:val="15"/>
               </w:rPr>
-              <w:t>kd_term</w:t>
+              <w:t>erp_term</w:t>
             </w:r>
           </w:p>
         </w:tc>
@@ -12734,7 +14694,7 @@
                 <w:color w:val="1C3A36"/>
                 <w:sz w:val="15"/>
               </w:rPr>
-              <w:t>0.15</w:t>
+              <w:t>0.07</w:t>
             </w:r>
           </w:p>
         </w:tc>
@@ -12768,7 +14728,7 @@
                 <w:color w:val="1C3A36"/>
                 <w:sz w:val="15"/>
               </w:rPr>
-              <w:t>Terminal cost of debt: the midpoint of the 14-16% long-run Egyptian corporate-borrowing norm, with no name-specific reason to deviate</w:t>
+              <w:t>Terminal equity risk premium, normalised below the currently elevated crisis-era level toward the rating-class norm; never held flat into perpetuity</w:t>
             </w:r>
           </w:p>
         </w:tc>
@@ -12787,7 +14747,7 @@
                 <w:color w:val="1C3A36"/>
                 <w:sz w:val="15"/>
               </w:rPr>
-              <w:t>real_rate_term</w:t>
+              <w:t>wd_term</w:t>
             </w:r>
           </w:p>
         </w:tc>
@@ -12804,7 +14764,7 @@
                 <w:color w:val="1C3A36"/>
                 <w:sz w:val="15"/>
               </w:rPr>
-              <w:t>0.055</w:t>
+              <w:t>0.1</w:t>
             </w:r>
           </w:p>
         </w:tc>
@@ -12838,7 +14798,7 @@
                 <w:color w:val="1C3A36"/>
                 <w:sz w:val="15"/>
               </w:rPr>
-              <w:t>Terminal real risk-free rate, the standard emerging-market convention. The terminal NOMINAL risk-free rate is not an input: it is DERIVED as this real rate plus the central bank's inflation target IN FORCE for the terminal horizon (`cbe_target`), so the single most terminal-value-sensitive number in the model cannot be set by hand. The previous edition hardcoded 10.50% by adding 5.5pp to the 5% target dated Q4-2028 while describing it as 'the' medium-term target; the target in force is 7% for Q4-2026 and the July-2026 rate decision pushed even that to H2-2027</w:t>
+              <w:t>Terminal debt weight, normalised. The company is net cash today and has been for years; a terminal structure carrying a tenth of capital in debt is already generous to the valuation and avoids capitalising the current zero-leverage position into perpetuity</w:t>
             </w:r>
           </w:p>
         </w:tc>
@@ -12857,7 +14817,7 @@
                 <w:color w:val="1C3A36"/>
                 <w:sz w:val="15"/>
               </w:rPr>
-              <w:t>erp_term</w:t>
+              <w:t>lens_weights</w:t>
             </w:r>
           </w:p>
         </w:tc>
@@ -12874,7 +14834,7 @@
                 <w:color w:val="1C3A36"/>
                 <w:sz w:val="15"/>
               </w:rPr>
-              <w:t>0.07</w:t>
+              <w:t>dcf: 0.45; relative: 0.2; normalized: 0.2; book: 0.15</w:t>
             </w:r>
           </w:p>
         </w:tc>
@@ -12908,7 +14868,7 @@
                 <w:color w:val="1C3A36"/>
                 <w:sz w:val="15"/>
               </w:rPr>
-              <w:t>Terminal equity risk premium, normalised below the currently elevated crisis-era level toward the rating-class norm; never held flat into perpetuity</w:t>
+              <w:t>Discounted cash flow primary for a single-asset operating processor with a visible volume ramp; the relative and normalised-earnings lenses carry equal secondary weight; the book lens least, because a substantially depreciated plant makes book value a poor proxy for replacement cost</w:t>
             </w:r>
           </w:p>
         </w:tc>
@@ -12927,7 +14887,7 @@
                 <w:color w:val="1C3A36"/>
                 <w:sz w:val="15"/>
               </w:rPr>
-              <w:t>wd_term</w:t>
+              <w:t>pe_just</w:t>
             </w:r>
           </w:p>
         </w:tc>
@@ -12944,7 +14904,7 @@
                 <w:color w:val="1C3A36"/>
                 <w:sz w:val="15"/>
               </w:rPr>
-              <w:t>0.1</w:t>
+              <w:t>7.5</w:t>
             </w:r>
           </w:p>
         </w:tc>
@@ -12978,7 +14938,7 @@
                 <w:color w:val="1C3A36"/>
                 <w:sz w:val="15"/>
               </w:rPr>
-              <w:t>Terminal debt weight, normalised. The company is net cash today and has been for years; a terminal structure carrying a tenth of capital in debt is already generous to the valuation and avoids capitalising the current zero-leverage position into perpetuity</w:t>
+              <w:t>Justified through-cycle price-to-earnings multiple on normalised earnings. Trailing is about 7.5x on the constructed 2025 base. A single-asset processor with a 20% state shareholder, an administered feedstock relationship and an Egyptian cost of equity near 28% does not earn a premium multiple. Bear 5.5x / bull 9.5x</w:t>
             </w:r>
           </w:p>
         </w:tc>
@@ -12997,7 +14957,7 @@
                 <w:color w:val="1C3A36"/>
                 <w:sz w:val="15"/>
               </w:rPr>
-              <w:t>g_term</w:t>
+              <w:t>rel_rerating</w:t>
             </w:r>
           </w:p>
         </w:tc>
@@ -13014,7 +14974,7 @@
                 <w:color w:val="1C3A36"/>
                 <w:sz w:val="15"/>
               </w:rPr>
-              <w:t>0.05</w:t>
+              <w:t>0</w:t>
             </w:r>
           </w:p>
         </w:tc>
@@ -13048,7 +15008,7 @@
                 <w:color w:val="1C3A36"/>
                 <w:sz w:val="15"/>
               </w:rPr>
-              <w:t>Terminal growth, 5% — the standing centre for established names in this market once currency turbulence has passed, sensitised 3-7%. An EGP-nominal rate struck against an EGP-nominal terminal risk-free rate</w:t>
+              <w:t>Re-rating applied to the company's OWN trailing enterprise-value to EBITDA multiple in the relative lens. ZERO: the name is held at the multiple the market already pays it. The justified multiple is no longer a free number — it is DERIVED as the trailing multiple times one plus this figure, so it cannot drift away from the company's own pricing without the drift being visible. The previous edition set 4.5x by hand and justified it as 'holding the name at its own trailing level' against a stated trailing multiple of 'around 4.6x'; the model's own output was different, so the stated justification was false whichever way the multiple was struck. Holding at zero re-rating makes the lens a statement about the BRIDGE — what the disclosed claims on the cash are worth — rather than a disguised view on the multiple</w:t>
             </w:r>
           </w:p>
         </w:tc>
@@ -13067,7 +15027,7 @@
                 <w:color w:val="1C3A36"/>
                 <w:sz w:val="15"/>
               </w:rPr>
-              <w:t>rel_rerating</w:t>
+              <w:t>roe_sust</w:t>
             </w:r>
           </w:p>
         </w:tc>
@@ -13084,7 +15044,7 @@
                 <w:color w:val="1C3A36"/>
                 <w:sz w:val="15"/>
               </w:rPr>
-              <w:t>0</w:t>
+              <w:t>0.28</w:t>
             </w:r>
           </w:p>
         </w:tc>
@@ -13118,217 +15078,7 @@
                 <w:color w:val="1C3A36"/>
                 <w:sz w:val="15"/>
               </w:rPr>
-              <w:t>Re-rating applied to the company's OWN trailing enterprise-value to EBITDA multiple in the relative lens. ZERO: the name is held at the multiple the market already pays it. The justified multiple is no longer a free number — it is DERIVED as the trailing multiple times one plus this figure, so it cannot drift away from the company's own pricing without the drift being visible. The previous edition set 4.5x by hand and justified it as 'holding the name at its own trailing level' against a stated trailing multiple of 'around 4.6x'; the model's own output was different, so the stated justification was false whichever way the multiple was struck. Holding at zero re-rating makes the lens a statement about the BRIDGE — what the disclosed claims on the cash are worth — rather than a disguised view on the multiple</w:t>
-            </w:r>
-          </w:p>
-        </w:tc>
-      </w:tr>
-      <w:tr>
-        <w:tc>
-          <w:tcPr>
-            <w:tcW w:type="dxa" w:w="2736"/>
-          </w:tcPr>
-          <w:p>
-            <w:pPr>
-              <w:spacing w:after="20"/>
-            </w:pPr>
-            <w:r>
-              <w:rPr>
-                <w:color w:val="1C3A36"/>
-                <w:sz w:val="15"/>
-              </w:rPr>
-              <w:t>pe_just</w:t>
-            </w:r>
-          </w:p>
-        </w:tc>
-        <w:tc>
-          <w:tcPr>
-            <w:tcW w:type="dxa" w:w="2232"/>
-          </w:tcPr>
-          <w:p>
-            <w:pPr>
-              <w:spacing w:after="20"/>
-            </w:pPr>
-            <w:r>
-              <w:rPr>
-                <w:color w:val="1C3A36"/>
-                <w:sz w:val="15"/>
-              </w:rPr>
-              <w:t>7.5</w:t>
-            </w:r>
-          </w:p>
-        </w:tc>
-        <w:tc>
-          <w:tcPr>
-            <w:tcW w:type="dxa" w:w="1368"/>
-          </w:tcPr>
-          <w:p>
-            <w:pPr>
-              <w:spacing w:after="20"/>
-            </w:pPr>
-            <w:r>
-              <w:rPr>
-                <w:color w:val="1C3A36"/>
-                <w:sz w:val="15"/>
-              </w:rPr>
-              <w:t>2026-08-06</w:t>
-            </w:r>
-          </w:p>
-        </w:tc>
-        <w:tc>
-          <w:tcPr>
-            <w:tcW w:type="dxa" w:w="3845"/>
-          </w:tcPr>
-          <w:p>
-            <w:pPr>
-              <w:spacing w:after="20"/>
-            </w:pPr>
-            <w:r>
-              <w:rPr>
-                <w:color w:val="1C3A36"/>
-                <w:sz w:val="15"/>
-              </w:rPr>
-              <w:t>Justified through-cycle price-to-earnings multiple on normalised earnings. Trailing is about 7.5x on the constructed 2025 base. A single-asset processor with a 20% state shareholder, an administered feedstock relationship and an Egyptian cost of equity near 28% does not earn a premium multiple. Bear 5.5x / bull 9.5x</w:t>
-            </w:r>
-          </w:p>
-        </w:tc>
-      </w:tr>
-      <w:tr>
-        <w:tc>
-          <w:tcPr>
-            <w:tcW w:type="dxa" w:w="2736"/>
-          </w:tcPr>
-          <w:p>
-            <w:pPr>
-              <w:spacing w:after="20"/>
-            </w:pPr>
-            <w:r>
-              <w:rPr>
-                <w:color w:val="1C3A36"/>
-                <w:sz w:val="15"/>
-              </w:rPr>
-              <w:t>roe_sust</w:t>
-            </w:r>
-          </w:p>
-        </w:tc>
-        <w:tc>
-          <w:tcPr>
-            <w:tcW w:type="dxa" w:w="2232"/>
-          </w:tcPr>
-          <w:p>
-            <w:pPr>
-              <w:spacing w:after="20"/>
-            </w:pPr>
-            <w:r>
-              <w:rPr>
-                <w:color w:val="1C3A36"/>
-                <w:sz w:val="15"/>
-              </w:rPr>
-              <w:t>0.28</w:t>
-            </w:r>
-          </w:p>
-        </w:tc>
-        <w:tc>
-          <w:tcPr>
-            <w:tcW w:type="dxa" w:w="1368"/>
-          </w:tcPr>
-          <w:p>
-            <w:pPr>
-              <w:spacing w:after="20"/>
-            </w:pPr>
-            <w:r>
-              <w:rPr>
-                <w:color w:val="1C3A36"/>
-                <w:sz w:val="15"/>
-              </w:rPr>
-              <w:t>2026-08-06</w:t>
-            </w:r>
-          </w:p>
-        </w:tc>
-        <w:tc>
-          <w:tcPr>
-            <w:tcW w:type="dxa" w:w="3845"/>
-          </w:tcPr>
-          <w:p>
-            <w:pPr>
-              <w:spacing w:after="20"/>
-            </w:pPr>
-            <w:r>
-              <w:rPr>
-                <w:color w:val="1C3A36"/>
-                <w:sz w:val="15"/>
-              </w:rPr>
               <w:t>Sustainable return on equity for the book lens. Trailing return on average parent equity is about 33%; the sustainable rate is struck below it because the reported figure is flattered by a heavily written-down asset base that will have to be renewed</w:t>
-            </w:r>
-          </w:p>
-        </w:tc>
-      </w:tr>
-      <w:tr>
-        <w:tc>
-          <w:tcPr>
-            <w:tcW w:type="dxa" w:w="2736"/>
-          </w:tcPr>
-          <w:p>
-            <w:pPr>
-              <w:spacing w:after="20"/>
-            </w:pPr>
-            <w:r>
-              <w:rPr>
-                <w:color w:val="1C3A36"/>
-                <w:sz w:val="15"/>
-              </w:rPr>
-              <w:t>lens_weights</w:t>
-            </w:r>
-          </w:p>
-        </w:tc>
-        <w:tc>
-          <w:tcPr>
-            <w:tcW w:type="dxa" w:w="2232"/>
-          </w:tcPr>
-          <w:p>
-            <w:pPr>
-              <w:spacing w:after="20"/>
-            </w:pPr>
-            <w:r>
-              <w:rPr>
-                <w:color w:val="1C3A36"/>
-                <w:sz w:val="15"/>
-              </w:rPr>
-              <w:t>dcf: 0.45; relative: 0.2; normalized: 0.2; book: 0.15</w:t>
-            </w:r>
-          </w:p>
-        </w:tc>
-        <w:tc>
-          <w:tcPr>
-            <w:tcW w:type="dxa" w:w="1368"/>
-          </w:tcPr>
-          <w:p>
-            <w:pPr>
-              <w:spacing w:after="20"/>
-            </w:pPr>
-            <w:r>
-              <w:rPr>
-                <w:color w:val="1C3A36"/>
-                <w:sz w:val="15"/>
-              </w:rPr>
-              <w:t>2026-08-06</w:t>
-            </w:r>
-          </w:p>
-        </w:tc>
-        <w:tc>
-          <w:tcPr>
-            <w:tcW w:type="dxa" w:w="3845"/>
-          </w:tcPr>
-          <w:p>
-            <w:pPr>
-              <w:spacing w:after="20"/>
-            </w:pPr>
-            <w:r>
-              <w:rPr>
-                <w:color w:val="1C3A36"/>
-                <w:sz w:val="15"/>
-              </w:rPr>
-              <w:t>Discounted cash flow primary for a single-asset operating processor with a visible volume ramp; the relative and normalised-earnings lenses carry equal secondary weight; the book lens least, because a substantially depreciated plant makes book value a poor proxy for replacement cost</w:t>
             </w:r>
           </w:p>
         </w:tc>
@@ -13660,7 +15410,7 @@
                 <w:color w:val="1C3A36"/>
                 <w:sz w:val="15"/>
               </w:rPr>
-              <w:t>REACHED — note 14-A gives EIGHT product lines with tonnes AND value for the transition half: 808,084 tonnes for EGP 20,736mn. Realisations per tonne are that note divided by itself; nothing is reconstructed and no crack multiple, crude parity or feedstock differential is needed or used. The specialty slate is 11.97% of tonnage and 22.37% of value</w:t>
+              <w:t>REACHED — note 14-A gives EIGHT product lines with tonnes AND value for the transition half: 1,502,325 tonnes for EGP 46,959mn. Realisations per tonne are that note divided by itself; nothing is reconstructed and no crack multiple, crude parity or feedstock differential is needed or used. The specialty slate is 13.40% of tonnage and 24.62% of value</w:t>
             </w:r>
           </w:p>
         </w:tc>
@@ -13713,7 +15463,7 @@
                 <w:color w:val="1C3A36"/>
                 <w:sz w:val="15"/>
               </w:rPr>
-              <w:t>REACHED — note 15-A splits cost of sales five ways: raw materials 90.7%, salaries 4.5%, other (natural gas, electricity, water, spare parts, maintenance and the EPROM operating contract) 4.1%, supporting materials 0.3% and depreciation 0.3%. The previous edition BUILT this stack from house estimates of yields, energy intensity and a solved feedstock differential, carried no salaries line inside cost of sales at all, and estimated chemicals at roughly five times the disclosed figure</w:t>
+              <w:t>REACHED — note 15-A splits cost of sales five ways: raw materials 91.2%, salaries 4.4%, other (natural gas, electricity, water, spare parts, maintenance and the EPROM operating contract) 3.9%, supporting materials 0.3% and depreciation 0.3%. The previous edition BUILT this stack from house estimates of yields, energy intensity and a solved feedstock differential, carried no salaries line inside cost of sales at all, and estimated chemicals at roughly five times the disclosed figure</w:t>
             </w:r>
           </w:p>
         </w:tc>
@@ -13766,7 +15516,7 @@
                 <w:color w:val="1C3A36"/>
                 <w:sz w:val="15"/>
               </w:rPr>
-              <w:t>NOT FOUND. Held at 4.6% and sensitised to 6%, which moves the answer by +18.3%</w:t>
+              <w:t>NOT FOUND. Held at 4.6% and sensitised to 6%, which moves the answer by +8.3%</w:t>
             </w:r>
           </w:p>
         </w:tc>
